--- a/document/Aerobatics_Principles-Marco_Blackbird_Merli.docx
+++ b/document/Aerobatics_Principles-Marco_Blackbird_Merli.docx
@@ -305,7 +305,7 @@
         </w:rPr>
         <w:fldChar w:fldCharType="separate"/>
       </w:r>
-      <w:hyperlink w:anchor="_Toc237966808" w:history="1">
+      <w:hyperlink w:anchor="_Toc238116719" w:history="1">
         <w:r>
           <w:rPr>
             <w:rStyle w:val="Hyperlink"/>
@@ -332,7 +332,7 @@
             <w:noProof/>
             <w:webHidden/>
           </w:rPr>
-          <w:instrText xml:space="preserve"> PAGEREF _Toc237966808 \h </w:instrText>
+          <w:instrText xml:space="preserve"> PAGEREF _Toc238116719 \h </w:instrText>
         </w:r>
         <w:r>
           <w:rPr>
@@ -382,7 +382,7 @@
           <w14:ligatures w14:val="standardContextual"/>
         </w:rPr>
       </w:pPr>
-      <w:hyperlink w:anchor="_Toc237966809" w:history="1">
+      <w:hyperlink w:anchor="_Toc238116720" w:history="1">
         <w:r>
           <w:rPr>
             <w:rStyle w:val="Hyperlink"/>
@@ -409,7 +409,7 @@
             <w:noProof/>
             <w:webHidden/>
           </w:rPr>
-          <w:instrText xml:space="preserve"> PAGEREF _Toc237966809 \h </w:instrText>
+          <w:instrText xml:space="preserve"> PAGEREF _Toc238116720 \h </w:instrText>
         </w:r>
         <w:r>
           <w:rPr>
@@ -459,7 +459,7 @@
           <w14:ligatures w14:val="standardContextual"/>
         </w:rPr>
       </w:pPr>
-      <w:hyperlink w:anchor="_Toc237966810" w:history="1">
+      <w:hyperlink w:anchor="_Toc238116721" w:history="1">
         <w:r>
           <w:rPr>
             <w:rStyle w:val="Hyperlink"/>
@@ -486,7 +486,7 @@
             <w:noProof/>
             <w:webHidden/>
           </w:rPr>
-          <w:instrText xml:space="preserve"> PAGEREF _Toc237966810 \h </w:instrText>
+          <w:instrText xml:space="preserve"> PAGEREF _Toc238116721 \h </w:instrText>
         </w:r>
         <w:r>
           <w:rPr>
@@ -536,7 +536,7 @@
           <w14:ligatures w14:val="standardContextual"/>
         </w:rPr>
       </w:pPr>
-      <w:hyperlink w:anchor="_Toc237966811" w:history="1">
+      <w:hyperlink w:anchor="_Toc238116722" w:history="1">
         <w:r>
           <w:rPr>
             <w:rStyle w:val="Hyperlink"/>
@@ -563,7 +563,7 @@
             <w:noProof/>
             <w:webHidden/>
           </w:rPr>
-          <w:instrText xml:space="preserve"> PAGEREF _Toc237966811 \h </w:instrText>
+          <w:instrText xml:space="preserve"> PAGEREF _Toc238116722 \h </w:instrText>
         </w:r>
         <w:r>
           <w:rPr>
@@ -611,7 +611,7 @@
           <w14:ligatures w14:val="standardContextual"/>
         </w:rPr>
       </w:pPr>
-      <w:hyperlink w:anchor="_Toc237966812" w:history="1">
+      <w:hyperlink w:anchor="_Toc238116723" w:history="1">
         <w:r>
           <w:rPr>
             <w:rStyle w:val="Hyperlink"/>
@@ -638,7 +638,7 @@
             <w:noProof/>
             <w:webHidden/>
           </w:rPr>
-          <w:instrText xml:space="preserve"> PAGEREF _Toc237966812 \h </w:instrText>
+          <w:instrText xml:space="preserve"> PAGEREF _Toc238116723 \h </w:instrText>
         </w:r>
         <w:r>
           <w:rPr>
@@ -686,7 +686,7 @@
           <w14:ligatures w14:val="standardContextual"/>
         </w:rPr>
       </w:pPr>
-      <w:hyperlink w:anchor="_Toc237966813" w:history="1">
+      <w:hyperlink w:anchor="_Toc238116724" w:history="1">
         <w:r>
           <w:rPr>
             <w:rStyle w:val="Hyperlink"/>
@@ -713,7 +713,7 @@
             <w:noProof/>
             <w:webHidden/>
           </w:rPr>
-          <w:instrText xml:space="preserve"> PAGEREF _Toc237966813 \h </w:instrText>
+          <w:instrText xml:space="preserve"> PAGEREF _Toc238116724 \h </w:instrText>
         </w:r>
         <w:r>
           <w:rPr>
@@ -761,7 +761,7 @@
           <w14:ligatures w14:val="standardContextual"/>
         </w:rPr>
       </w:pPr>
-      <w:hyperlink w:anchor="_Toc237966814" w:history="1">
+      <w:hyperlink w:anchor="_Toc238116725" w:history="1">
         <w:r>
           <w:rPr>
             <w:rStyle w:val="Hyperlink"/>
@@ -788,7 +788,7 @@
             <w:noProof/>
             <w:webHidden/>
           </w:rPr>
-          <w:instrText xml:space="preserve"> PAGEREF _Toc237966814 \h </w:instrText>
+          <w:instrText xml:space="preserve"> PAGEREF _Toc238116725 \h </w:instrText>
         </w:r>
         <w:r>
           <w:rPr>
@@ -836,7 +836,7 @@
           <w14:ligatures w14:val="standardContextual"/>
         </w:rPr>
       </w:pPr>
-      <w:hyperlink w:anchor="_Toc237966815" w:history="1">
+      <w:hyperlink w:anchor="_Toc238116726" w:history="1">
         <w:r>
           <w:rPr>
             <w:rStyle w:val="Hyperlink"/>
@@ -863,7 +863,7 @@
             <w:noProof/>
             <w:webHidden/>
           </w:rPr>
-          <w:instrText xml:space="preserve"> PAGEREF _Toc237966815 \h </w:instrText>
+          <w:instrText xml:space="preserve"> PAGEREF _Toc238116726 \h </w:instrText>
         </w:r>
         <w:r>
           <w:rPr>
@@ -912,7 +912,7 @@
           <w14:ligatures w14:val="standardContextual"/>
         </w:rPr>
       </w:pPr>
-      <w:hyperlink w:anchor="_Toc237966816" w:history="1">
+      <w:hyperlink w:anchor="_Toc238116727" w:history="1">
         <w:r>
           <w:rPr>
             <w:rStyle w:val="Hyperlink"/>
@@ -939,7 +939,7 @@
             <w:noProof/>
             <w:webHidden/>
           </w:rPr>
-          <w:instrText xml:space="preserve"> PAGEREF _Toc237966816 \h </w:instrText>
+          <w:instrText xml:space="preserve"> PAGEREF _Toc238116727 \h </w:instrText>
         </w:r>
         <w:r>
           <w:rPr>
@@ -988,7 +988,7 @@
           <w14:ligatures w14:val="standardContextual"/>
         </w:rPr>
       </w:pPr>
-      <w:hyperlink w:anchor="_Toc237966817" w:history="1">
+      <w:hyperlink w:anchor="_Toc238116728" w:history="1">
         <w:r>
           <w:rPr>
             <w:rStyle w:val="Hyperlink"/>
@@ -1015,7 +1015,7 @@
             <w:noProof/>
             <w:webHidden/>
           </w:rPr>
-          <w:instrText xml:space="preserve"> PAGEREF _Toc237966817 \h </w:instrText>
+          <w:instrText xml:space="preserve"> PAGEREF _Toc238116728 \h </w:instrText>
         </w:r>
         <w:r>
           <w:rPr>
@@ -1063,7 +1063,7 @@
           <w14:ligatures w14:val="standardContextual"/>
         </w:rPr>
       </w:pPr>
-      <w:hyperlink w:anchor="_Toc237966818" w:history="1">
+      <w:hyperlink w:anchor="_Toc238116729" w:history="1">
         <w:r>
           <w:rPr>
             <w:rStyle w:val="Hyperlink"/>
@@ -1090,7 +1090,7 @@
             <w:noProof/>
             <w:webHidden/>
           </w:rPr>
-          <w:instrText xml:space="preserve"> PAGEREF _Toc237966818 \h </w:instrText>
+          <w:instrText xml:space="preserve"> PAGEREF _Toc238116729 \h </w:instrText>
         </w:r>
         <w:r>
           <w:rPr>
@@ -1139,7 +1139,7 @@
           <w14:ligatures w14:val="standardContextual"/>
         </w:rPr>
       </w:pPr>
-      <w:hyperlink w:anchor="_Toc237966819" w:history="1">
+      <w:hyperlink w:anchor="_Toc238116730" w:history="1">
         <w:r>
           <w:rPr>
             <w:rStyle w:val="Hyperlink"/>
@@ -1166,7 +1166,7 @@
             <w:noProof/>
             <w:webHidden/>
           </w:rPr>
-          <w:instrText xml:space="preserve"> PAGEREF _Toc237966819 \h </w:instrText>
+          <w:instrText xml:space="preserve"> PAGEREF _Toc238116730 \h </w:instrText>
         </w:r>
         <w:r>
           <w:rPr>
@@ -1215,7 +1215,7 @@
           <w14:ligatures w14:val="standardContextual"/>
         </w:rPr>
       </w:pPr>
-      <w:hyperlink w:anchor="_Toc237966820" w:history="1">
+      <w:hyperlink w:anchor="_Toc238116731" w:history="1">
         <w:r>
           <w:rPr>
             <w:rStyle w:val="Hyperlink"/>
@@ -1242,7 +1242,7 @@
             <w:noProof/>
             <w:webHidden/>
           </w:rPr>
-          <w:instrText xml:space="preserve"> PAGEREF _Toc237966820 \h </w:instrText>
+          <w:instrText xml:space="preserve"> PAGEREF _Toc238116731 \h </w:instrText>
         </w:r>
         <w:r>
           <w:rPr>
@@ -1291,7 +1291,7 @@
           <w14:ligatures w14:val="standardContextual"/>
         </w:rPr>
       </w:pPr>
-      <w:hyperlink w:anchor="_Toc237966821" w:history="1">
+      <w:hyperlink w:anchor="_Toc238116732" w:history="1">
         <w:r>
           <w:rPr>
             <w:rStyle w:val="Hyperlink"/>
@@ -1318,7 +1318,7 @@
             <w:noProof/>
             <w:webHidden/>
           </w:rPr>
-          <w:instrText xml:space="preserve"> PAGEREF _Toc237966821 \h </w:instrText>
+          <w:instrText xml:space="preserve"> PAGEREF _Toc238116732 \h </w:instrText>
         </w:r>
         <w:r>
           <w:rPr>
@@ -1366,7 +1366,7 @@
           <w14:ligatures w14:val="standardContextual"/>
         </w:rPr>
       </w:pPr>
-      <w:hyperlink w:anchor="_Toc237966822" w:history="1">
+      <w:hyperlink w:anchor="_Toc238116733" w:history="1">
         <w:r>
           <w:rPr>
             <w:rStyle w:val="Hyperlink"/>
@@ -1393,7 +1393,7 @@
             <w:noProof/>
             <w:webHidden/>
           </w:rPr>
-          <w:instrText xml:space="preserve"> PAGEREF _Toc237966822 \h </w:instrText>
+          <w:instrText xml:space="preserve"> PAGEREF _Toc238116733 \h </w:instrText>
         </w:r>
         <w:r>
           <w:rPr>
@@ -1441,7 +1441,7 @@
           <w14:ligatures w14:val="standardContextual"/>
         </w:rPr>
       </w:pPr>
-      <w:hyperlink w:anchor="_Toc237966823" w:history="1">
+      <w:hyperlink w:anchor="_Toc238116734" w:history="1">
         <w:r>
           <w:rPr>
             <w:rStyle w:val="Hyperlink"/>
@@ -1468,7 +1468,7 @@
             <w:noProof/>
             <w:webHidden/>
           </w:rPr>
-          <w:instrText xml:space="preserve"> PAGEREF _Toc237966823 \h </w:instrText>
+          <w:instrText xml:space="preserve"> PAGEREF _Toc238116734 \h </w:instrText>
         </w:r>
         <w:r>
           <w:rPr>
@@ -1518,7 +1518,7 @@
           <w14:ligatures w14:val="standardContextual"/>
         </w:rPr>
       </w:pPr>
-      <w:hyperlink w:anchor="_Toc237966824" w:history="1">
+      <w:hyperlink w:anchor="_Toc238116735" w:history="1">
         <w:r>
           <w:rPr>
             <w:rStyle w:val="Hyperlink"/>
@@ -1545,7 +1545,7 @@
             <w:noProof/>
             <w:webHidden/>
           </w:rPr>
-          <w:instrText xml:space="preserve"> PAGEREF _Toc237966824 \h </w:instrText>
+          <w:instrText xml:space="preserve"> PAGEREF _Toc238116735 \h </w:instrText>
         </w:r>
         <w:r>
           <w:rPr>
@@ -1593,7 +1593,7 @@
           <w14:ligatures w14:val="standardContextual"/>
         </w:rPr>
       </w:pPr>
-      <w:hyperlink w:anchor="_Toc237966825" w:history="1">
+      <w:hyperlink w:anchor="_Toc238116736" w:history="1">
         <w:r>
           <w:rPr>
             <w:rStyle w:val="Hyperlink"/>
@@ -1620,7 +1620,7 @@
             <w:noProof/>
             <w:webHidden/>
           </w:rPr>
-          <w:instrText xml:space="preserve"> PAGEREF _Toc237966825 \h </w:instrText>
+          <w:instrText xml:space="preserve"> PAGEREF _Toc238116736 \h </w:instrText>
         </w:r>
         <w:r>
           <w:rPr>
@@ -1668,7 +1668,7 @@
           <w14:ligatures w14:val="standardContextual"/>
         </w:rPr>
       </w:pPr>
-      <w:hyperlink w:anchor="_Toc237966826" w:history="1">
+      <w:hyperlink w:anchor="_Toc238116737" w:history="1">
         <w:r>
           <w:rPr>
             <w:rStyle w:val="Hyperlink"/>
@@ -1695,7 +1695,7 @@
             <w:noProof/>
             <w:webHidden/>
           </w:rPr>
-          <w:instrText xml:space="preserve"> PAGEREF _Toc237966826 \h </w:instrText>
+          <w:instrText xml:space="preserve"> PAGEREF _Toc238116737 \h </w:instrText>
         </w:r>
         <w:r>
           <w:rPr>
@@ -1743,7 +1743,7 @@
           <w14:ligatures w14:val="standardContextual"/>
         </w:rPr>
       </w:pPr>
-      <w:hyperlink w:anchor="_Toc237966827" w:history="1">
+      <w:hyperlink w:anchor="_Toc238116738" w:history="1">
         <w:r>
           <w:rPr>
             <w:rStyle w:val="Hyperlink"/>
@@ -1770,7 +1770,7 @@
             <w:noProof/>
             <w:webHidden/>
           </w:rPr>
-          <w:instrText xml:space="preserve"> PAGEREF _Toc237966827 \h </w:instrText>
+          <w:instrText xml:space="preserve"> PAGEREF _Toc238116738 \h </w:instrText>
         </w:r>
         <w:r>
           <w:rPr>
@@ -1819,7 +1819,7 @@
           <w14:ligatures w14:val="standardContextual"/>
         </w:rPr>
       </w:pPr>
-      <w:hyperlink w:anchor="_Toc237966828" w:history="1">
+      <w:hyperlink w:anchor="_Toc238116739" w:history="1">
         <w:r>
           <w:rPr>
             <w:rStyle w:val="Hyperlink"/>
@@ -1846,7 +1846,7 @@
             <w:noProof/>
             <w:webHidden/>
           </w:rPr>
-          <w:instrText xml:space="preserve"> PAGEREF _Toc237966828 \h </w:instrText>
+          <w:instrText xml:space="preserve"> PAGEREF _Toc238116739 \h </w:instrText>
         </w:r>
         <w:r>
           <w:rPr>
@@ -1894,7 +1894,7 @@
           <w14:ligatures w14:val="standardContextual"/>
         </w:rPr>
       </w:pPr>
-      <w:hyperlink w:anchor="_Toc237966829" w:history="1">
+      <w:hyperlink w:anchor="_Toc238116740" w:history="1">
         <w:r>
           <w:rPr>
             <w:rStyle w:val="Hyperlink"/>
@@ -1921,7 +1921,7 @@
             <w:noProof/>
             <w:webHidden/>
           </w:rPr>
-          <w:instrText xml:space="preserve"> PAGEREF _Toc237966829 \h </w:instrText>
+          <w:instrText xml:space="preserve"> PAGEREF _Toc238116740 \h </w:instrText>
         </w:r>
         <w:r>
           <w:rPr>
@@ -1970,7 +1970,7 @@
           <w14:ligatures w14:val="standardContextual"/>
         </w:rPr>
       </w:pPr>
-      <w:hyperlink w:anchor="_Toc237966830" w:history="1">
+      <w:hyperlink w:anchor="_Toc238116741" w:history="1">
         <w:r>
           <w:rPr>
             <w:rStyle w:val="Hyperlink"/>
@@ -1997,7 +1997,7 @@
             <w:noProof/>
             <w:webHidden/>
           </w:rPr>
-          <w:instrText xml:space="preserve"> PAGEREF _Toc237966830 \h </w:instrText>
+          <w:instrText xml:space="preserve"> PAGEREF _Toc238116741 \h </w:instrText>
         </w:r>
         <w:r>
           <w:rPr>
@@ -2045,7 +2045,7 @@
           <w14:ligatures w14:val="standardContextual"/>
         </w:rPr>
       </w:pPr>
-      <w:hyperlink w:anchor="_Toc237966831" w:history="1">
+      <w:hyperlink w:anchor="_Toc238116742" w:history="1">
         <w:r>
           <w:rPr>
             <w:rStyle w:val="Hyperlink"/>
@@ -2072,7 +2072,7 @@
             <w:noProof/>
             <w:webHidden/>
           </w:rPr>
-          <w:instrText xml:space="preserve"> PAGEREF _Toc237966831 \h </w:instrText>
+          <w:instrText xml:space="preserve"> PAGEREF _Toc238116742 \h </w:instrText>
         </w:r>
         <w:r>
           <w:rPr>
@@ -2122,7 +2122,7 @@
           <w14:ligatures w14:val="standardContextual"/>
         </w:rPr>
       </w:pPr>
-      <w:hyperlink w:anchor="_Toc237966832" w:history="1">
+      <w:hyperlink w:anchor="_Toc238116743" w:history="1">
         <w:r>
           <w:rPr>
             <w:rStyle w:val="Hyperlink"/>
@@ -2149,7 +2149,7 @@
             <w:noProof/>
             <w:webHidden/>
           </w:rPr>
-          <w:instrText xml:space="preserve"> PAGEREF _Toc237966832 \h </w:instrText>
+          <w:instrText xml:space="preserve"> PAGEREF _Toc238116743 \h </w:instrText>
         </w:r>
         <w:r>
           <w:rPr>
@@ -2197,7 +2197,7 @@
           <w14:ligatures w14:val="standardContextual"/>
         </w:rPr>
       </w:pPr>
-      <w:hyperlink w:anchor="_Toc237966833" w:history="1">
+      <w:hyperlink w:anchor="_Toc238116744" w:history="1">
         <w:r>
           <w:rPr>
             <w:rStyle w:val="Hyperlink"/>
@@ -2224,7 +2224,7 @@
             <w:noProof/>
             <w:webHidden/>
           </w:rPr>
-          <w:instrText xml:space="preserve"> PAGEREF _Toc237966833 \h </w:instrText>
+          <w:instrText xml:space="preserve"> PAGEREF _Toc238116744 \h </w:instrText>
         </w:r>
         <w:r>
           <w:rPr>
@@ -2272,7 +2272,7 @@
           <w14:ligatures w14:val="standardContextual"/>
         </w:rPr>
       </w:pPr>
-      <w:hyperlink w:anchor="_Toc237966834" w:history="1">
+      <w:hyperlink w:anchor="_Toc238116745" w:history="1">
         <w:r>
           <w:rPr>
             <w:rStyle w:val="Hyperlink"/>
@@ -2299,7 +2299,7 @@
             <w:noProof/>
             <w:webHidden/>
           </w:rPr>
-          <w:instrText xml:space="preserve"> PAGEREF _Toc237966834 \h </w:instrText>
+          <w:instrText xml:space="preserve"> PAGEREF _Toc238116745 \h </w:instrText>
         </w:r>
         <w:r>
           <w:rPr>
@@ -2347,7 +2347,7 @@
           <w14:ligatures w14:val="standardContextual"/>
         </w:rPr>
       </w:pPr>
-      <w:hyperlink w:anchor="_Toc237966835" w:history="1">
+      <w:hyperlink w:anchor="_Toc238116746" w:history="1">
         <w:r>
           <w:rPr>
             <w:rStyle w:val="Hyperlink"/>
@@ -2374,7 +2374,7 @@
             <w:noProof/>
             <w:webHidden/>
           </w:rPr>
-          <w:instrText xml:space="preserve"> PAGEREF _Toc237966835 \h </w:instrText>
+          <w:instrText xml:space="preserve"> PAGEREF _Toc238116746 \h </w:instrText>
         </w:r>
         <w:r>
           <w:rPr>
@@ -2422,17 +2422,17 @@
           <w14:ligatures w14:val="standardContextual"/>
         </w:rPr>
       </w:pPr>
-      <w:hyperlink w:anchor="_Toc237966836" w:history="1">
+      <w:hyperlink w:anchor="_Toc238116747" w:history="1">
         <w:r>
           <w:rPr>
             <w:rStyle w:val="Hyperlink"/>
             <w:noProof/>
           </w:rPr>
           <w:drawing>
-            <wp:inline distT="114300" distB="114300" distL="114300" distR="114300" wp14:anchorId="1FD51B5E" wp14:editId="4D87A762">
+            <wp:inline distT="114300" distB="114300" distL="114300" distR="114300" wp14:anchorId="349585FD" wp14:editId="6741FF18">
               <wp:extent cx="437633" cy="320931"/>
               <wp:effectExtent l="0" t="0" r="0" b="0"/>
-              <wp:docPr id="1562319572" name="image11.png"/>
+              <wp:docPr id="1746827238" name="image11.png"/>
               <wp:cNvGraphicFramePr/>
               <a:graphic xmlns:a="http://schemas.openxmlformats.org/drawingml/2006/main">
                 <a:graphicData uri="http://schemas.openxmlformats.org/drawingml/2006/picture">
@@ -2490,7 +2490,7 @@
             <w:noProof/>
             <w:webHidden/>
           </w:rPr>
-          <w:instrText xml:space="preserve"> PAGEREF _Toc237966836 \h </w:instrText>
+          <w:instrText xml:space="preserve"> PAGEREF _Toc238116747 \h </w:instrText>
         </w:r>
         <w:r>
           <w:rPr>
@@ -2538,17 +2538,17 @@
           <w14:ligatures w14:val="standardContextual"/>
         </w:rPr>
       </w:pPr>
-      <w:hyperlink w:anchor="_Toc237966837" w:history="1">
+      <w:hyperlink w:anchor="_Toc238116748" w:history="1">
         <w:r>
           <w:rPr>
             <w:rStyle w:val="Hyperlink"/>
             <w:noProof/>
           </w:rPr>
           <w:drawing>
-            <wp:inline distT="114300" distB="114300" distL="114300" distR="114300" wp14:anchorId="682D4A51" wp14:editId="2C88FEF6">
+            <wp:inline distT="114300" distB="114300" distL="114300" distR="114300" wp14:anchorId="69E420CB" wp14:editId="6FCB0D38">
               <wp:extent cx="190244" cy="458171"/>
               <wp:effectExtent l="0" t="0" r="635" b="0"/>
-              <wp:docPr id="297605976" name="image5.png"/>
+              <wp:docPr id="794643814" name="image5.png"/>
               <wp:cNvGraphicFramePr/>
               <a:graphic xmlns:a="http://schemas.openxmlformats.org/drawingml/2006/main">
                 <a:graphicData uri="http://schemas.openxmlformats.org/drawingml/2006/picture">
@@ -2606,7 +2606,7 @@
             <w:noProof/>
             <w:webHidden/>
           </w:rPr>
-          <w:instrText xml:space="preserve"> PAGEREF _Toc237966837 \h </w:instrText>
+          <w:instrText xml:space="preserve"> PAGEREF _Toc238116748 \h </w:instrText>
         </w:r>
         <w:r>
           <w:rPr>
@@ -2626,7 +2626,7 @@
             <w:noProof/>
             <w:webHidden/>
           </w:rPr>
-          <w:t>18</w:t>
+          <w:t>19</w:t>
         </w:r>
         <w:r>
           <w:rPr>
@@ -2654,17 +2654,17 @@
           <w14:ligatures w14:val="standardContextual"/>
         </w:rPr>
       </w:pPr>
-      <w:hyperlink w:anchor="_Toc237966838" w:history="1">
+      <w:hyperlink w:anchor="_Toc238116749" w:history="1">
         <w:r>
           <w:rPr>
             <w:rStyle w:val="Hyperlink"/>
             <w:noProof/>
           </w:rPr>
           <w:drawing>
-            <wp:inline distT="114300" distB="114300" distL="114300" distR="114300" wp14:anchorId="1EA9EEAC" wp14:editId="78360503">
+            <wp:inline distT="114300" distB="114300" distL="114300" distR="114300" wp14:anchorId="5BC718C0" wp14:editId="000D5DE3">
               <wp:extent cx="304944" cy="391249"/>
               <wp:effectExtent l="0" t="0" r="0" b="2540"/>
-              <wp:docPr id="100226135" name="image2.png"/>
+              <wp:docPr id="828021751" name="image2.png"/>
               <wp:cNvGraphicFramePr/>
               <a:graphic xmlns:a="http://schemas.openxmlformats.org/drawingml/2006/main">
                 <a:graphicData uri="http://schemas.openxmlformats.org/drawingml/2006/picture">
@@ -2722,7 +2722,7 @@
             <w:noProof/>
             <w:webHidden/>
           </w:rPr>
-          <w:instrText xml:space="preserve"> PAGEREF _Toc237966838 \h </w:instrText>
+          <w:instrText xml:space="preserve"> PAGEREF _Toc238116749 \h </w:instrText>
         </w:r>
         <w:r>
           <w:rPr>
@@ -2770,17 +2770,17 @@
           <w14:ligatures w14:val="standardContextual"/>
         </w:rPr>
       </w:pPr>
-      <w:hyperlink w:anchor="_Toc237966839" w:history="1">
+      <w:hyperlink w:anchor="_Toc238116750" w:history="1">
         <w:r>
           <w:rPr>
             <w:rStyle w:val="Hyperlink"/>
             <w:noProof/>
           </w:rPr>
           <w:drawing>
-            <wp:inline distT="114300" distB="114300" distL="114300" distR="114300" wp14:anchorId="4B6B3DB3" wp14:editId="6C2ACE5F">
+            <wp:inline distT="114300" distB="114300" distL="114300" distR="114300" wp14:anchorId="1BD782AB" wp14:editId="35BC8C40">
               <wp:extent cx="384506" cy="407810"/>
               <wp:effectExtent l="0" t="0" r="0" b="0"/>
-              <wp:docPr id="832061026" name="image1.png"/>
+              <wp:docPr id="96268251" name="image1.png"/>
               <wp:cNvGraphicFramePr/>
               <a:graphic xmlns:a="http://schemas.openxmlformats.org/drawingml/2006/main">
                 <a:graphicData uri="http://schemas.openxmlformats.org/drawingml/2006/picture">
@@ -2838,7 +2838,7 @@
             <w:noProof/>
             <w:webHidden/>
           </w:rPr>
-          <w:instrText xml:space="preserve"> PAGEREF _Toc237966839 \h </w:instrText>
+          <w:instrText xml:space="preserve"> PAGEREF _Toc238116750 \h </w:instrText>
         </w:r>
         <w:r>
           <w:rPr>
@@ -2886,17 +2886,17 @@
           <w14:ligatures w14:val="standardContextual"/>
         </w:rPr>
       </w:pPr>
-      <w:hyperlink w:anchor="_Toc237966840" w:history="1">
+      <w:hyperlink w:anchor="_Toc238116751" w:history="1">
         <w:r>
           <w:rPr>
             <w:rStyle w:val="Hyperlink"/>
             <w:noProof/>
           </w:rPr>
           <w:drawing>
-            <wp:inline distT="114300" distB="114300" distL="114300" distR="114300" wp14:anchorId="413C0441" wp14:editId="367C011D">
+            <wp:inline distT="114300" distB="114300" distL="114300" distR="114300" wp14:anchorId="1D5D4839" wp14:editId="1EA86570">
               <wp:extent cx="564110" cy="174429"/>
               <wp:effectExtent l="0" t="0" r="0" b="3810"/>
-              <wp:docPr id="1179632339" name="image9.png"/>
+              <wp:docPr id="896647004" name="image9.png"/>
               <wp:cNvGraphicFramePr/>
               <a:graphic xmlns:a="http://schemas.openxmlformats.org/drawingml/2006/main">
                 <a:graphicData uri="http://schemas.openxmlformats.org/drawingml/2006/picture">
@@ -2954,7 +2954,7 @@
             <w:noProof/>
             <w:webHidden/>
           </w:rPr>
-          <w:instrText xml:space="preserve"> PAGEREF _Toc237966840 \h </w:instrText>
+          <w:instrText xml:space="preserve"> PAGEREF _Toc238116751 \h </w:instrText>
         </w:r>
         <w:r>
           <w:rPr>
@@ -3004,7 +3004,7 @@
           <w14:ligatures w14:val="standardContextual"/>
         </w:rPr>
       </w:pPr>
-      <w:hyperlink w:anchor="_Toc237966841" w:history="1">
+      <w:hyperlink w:anchor="_Toc238116752" w:history="1">
         <w:r>
           <w:rPr>
             <w:rStyle w:val="Hyperlink"/>
@@ -3031,7 +3031,7 @@
             <w:noProof/>
             <w:webHidden/>
           </w:rPr>
-          <w:instrText xml:space="preserve"> PAGEREF _Toc237966841 \h </w:instrText>
+          <w:instrText xml:space="preserve"> PAGEREF _Toc238116752 \h </w:instrText>
         </w:r>
         <w:r>
           <w:rPr>
@@ -3081,7 +3081,7 @@
           <w14:ligatures w14:val="standardContextual"/>
         </w:rPr>
       </w:pPr>
-      <w:hyperlink w:anchor="_Toc237966842" w:history="1">
+      <w:hyperlink w:anchor="_Toc238116753" w:history="1">
         <w:r>
           <w:rPr>
             <w:rStyle w:val="Hyperlink"/>
@@ -3108,7 +3108,7 @@
             <w:noProof/>
             <w:webHidden/>
           </w:rPr>
-          <w:instrText xml:space="preserve"> PAGEREF _Toc237966842 \h </w:instrText>
+          <w:instrText xml:space="preserve"> PAGEREF _Toc238116753 \h </w:instrText>
         </w:r>
         <w:r>
           <w:rPr>
@@ -3156,7 +3156,7 @@
           <w14:ligatures w14:val="standardContextual"/>
         </w:rPr>
       </w:pPr>
-      <w:hyperlink w:anchor="_Toc237966843" w:history="1">
+      <w:hyperlink w:anchor="_Toc238116754" w:history="1">
         <w:r>
           <w:rPr>
             <w:rStyle w:val="Hyperlink"/>
@@ -3183,7 +3183,7 @@
             <w:noProof/>
             <w:webHidden/>
           </w:rPr>
-          <w:instrText xml:space="preserve"> PAGEREF _Toc237966843 \h </w:instrText>
+          <w:instrText xml:space="preserve"> PAGEREF _Toc238116754 \h </w:instrText>
         </w:r>
         <w:r>
           <w:rPr>
@@ -3231,7 +3231,7 @@
           <w14:ligatures w14:val="standardContextual"/>
         </w:rPr>
       </w:pPr>
-      <w:hyperlink w:anchor="_Toc237966844" w:history="1">
+      <w:hyperlink w:anchor="_Toc238116755" w:history="1">
         <w:r>
           <w:rPr>
             <w:rStyle w:val="Hyperlink"/>
@@ -3258,7 +3258,7 @@
             <w:noProof/>
             <w:webHidden/>
           </w:rPr>
-          <w:instrText xml:space="preserve"> PAGEREF _Toc237966844 \h </w:instrText>
+          <w:instrText xml:space="preserve"> PAGEREF _Toc238116755 \h </w:instrText>
         </w:r>
         <w:r>
           <w:rPr>
@@ -3306,7 +3306,7 @@
           <w14:ligatures w14:val="standardContextual"/>
         </w:rPr>
       </w:pPr>
-      <w:hyperlink w:anchor="_Toc237966845" w:history="1">
+      <w:hyperlink w:anchor="_Toc238116756" w:history="1">
         <w:r>
           <w:rPr>
             <w:rStyle w:val="Hyperlink"/>
@@ -3333,7 +3333,7 @@
             <w:noProof/>
             <w:webHidden/>
           </w:rPr>
-          <w:instrText xml:space="preserve"> PAGEREF _Toc237966845 \h </w:instrText>
+          <w:instrText xml:space="preserve"> PAGEREF _Toc238116756 \h </w:instrText>
         </w:r>
         <w:r>
           <w:rPr>
@@ -3383,7 +3383,7 @@
           <w14:ligatures w14:val="standardContextual"/>
         </w:rPr>
       </w:pPr>
-      <w:hyperlink w:anchor="_Toc237966846" w:history="1">
+      <w:hyperlink w:anchor="_Toc238116757" w:history="1">
         <w:r>
           <w:rPr>
             <w:rStyle w:val="Hyperlink"/>
@@ -3410,7 +3410,7 @@
             <w:noProof/>
             <w:webHidden/>
           </w:rPr>
-          <w:instrText xml:space="preserve"> PAGEREF _Toc237966846 \h </w:instrText>
+          <w:instrText xml:space="preserve"> PAGEREF _Toc238116757 \h </w:instrText>
         </w:r>
         <w:r>
           <w:rPr>
@@ -3459,7 +3459,7 @@
       <w:pPr>
         <w:pStyle w:val="Heading1"/>
       </w:pPr>
-      <w:bookmarkStart w:id="5" w:name="_Toc237966808"/>
+      <w:bookmarkStart w:id="5" w:name="_Toc238116719"/>
       <w:r>
         <w:t>Disclaimer</w:t>
       </w:r>
@@ -3566,7 +3566,7 @@
         <w:pStyle w:val="Heading1"/>
       </w:pPr>
       <w:bookmarkStart w:id="6" w:name="_Toc237881045"/>
-      <w:bookmarkStart w:id="7" w:name="_Toc237966809"/>
+      <w:bookmarkStart w:id="7" w:name="_Toc238116720"/>
       <w:r>
         <w:t>License</w:t>
       </w:r>
@@ -3702,7 +3702,7 @@
       </w:pPr>
       <w:bookmarkStart w:id="14" w:name="_hphd6u1atlkg" w:colFirst="0" w:colLast="0"/>
       <w:bookmarkStart w:id="15" w:name="_Toc237881046"/>
-      <w:bookmarkStart w:id="16" w:name="_Toc237966810"/>
+      <w:bookmarkStart w:id="16" w:name="_Toc238116721"/>
       <w:bookmarkEnd w:id="14"/>
       <w:r>
         <w:t>Change Log</w:t>
@@ -3830,7 +3830,7 @@
       </w:pPr>
       <w:bookmarkStart w:id="18" w:name="_2hx3ox5teib8" w:colFirst="0" w:colLast="0"/>
       <w:bookmarkStart w:id="19" w:name="_Toc237881047"/>
-      <w:bookmarkStart w:id="20" w:name="_Toc237966811"/>
+      <w:bookmarkStart w:id="20" w:name="_Toc238116722"/>
       <w:bookmarkEnd w:id="18"/>
       <w:r>
         <w:lastRenderedPageBreak/>
@@ -3862,7 +3862,7 @@
       </w:pPr>
       <w:bookmarkStart w:id="21" w:name="_nt0cit7i0058" w:colFirst="0" w:colLast="0"/>
       <w:bookmarkStart w:id="22" w:name="_Toc237881048"/>
-      <w:bookmarkStart w:id="23" w:name="_Toc237966812"/>
+      <w:bookmarkStart w:id="23" w:name="_Toc238116723"/>
       <w:bookmarkEnd w:id="21"/>
       <w:r>
         <w:t>Mindset</w:t>
@@ -3893,7 +3893,7 @@
       </w:pPr>
       <w:bookmarkStart w:id="24" w:name="_p1kmmiim6w1z" w:colFirst="0" w:colLast="0"/>
       <w:bookmarkStart w:id="25" w:name="_Toc237881049"/>
-      <w:bookmarkStart w:id="26" w:name="_Toc237966813"/>
+      <w:bookmarkStart w:id="26" w:name="_Toc238116724"/>
       <w:bookmarkEnd w:id="24"/>
       <w:r>
         <w:t>Energy Management</w:t>
@@ -4061,7 +4061,7 @@
       </w:pPr>
       <w:bookmarkStart w:id="28" w:name="_8b5aa27pfjis" w:colFirst="0" w:colLast="0"/>
       <w:bookmarkStart w:id="29" w:name="_Toc237881050"/>
-      <w:bookmarkStart w:id="30" w:name="_Toc237966814"/>
+      <w:bookmarkStart w:id="30" w:name="_Toc238116725"/>
       <w:bookmarkEnd w:id="28"/>
       <w:r>
         <w:t>Instruments</w:t>
@@ -4105,7 +4105,7 @@
         </w:rPr>
       </w:pPr>
       <w:bookmarkStart w:id="32" w:name="_Toc237881051"/>
-      <w:bookmarkStart w:id="33" w:name="_Toc237966815"/>
+      <w:bookmarkStart w:id="33" w:name="_Toc238116726"/>
       <w:r>
         <w:t>Horizon</w:t>
       </w:r>
@@ -4222,9 +4222,9 @@
           <w:noProof/>
         </w:rPr>
         <w:drawing>
-          <wp:inline distT="0" distB="0" distL="0" distR="0" wp14:anchorId="79A9E70E" wp14:editId="3A7DE81E">
-            <wp:extent cx="3104423" cy="1745615"/>
-            <wp:effectExtent l="0" t="0" r="0" b="0"/>
+          <wp:inline distT="0" distB="0" distL="0" distR="0" wp14:anchorId="79A9E70E" wp14:editId="3FC074DC">
+            <wp:extent cx="2769704" cy="1557403"/>
+            <wp:effectExtent l="0" t="0" r="0" b="5080"/>
             <wp:docPr id="618110983" name="Picture 2"/>
             <wp:cNvGraphicFramePr>
               <a:graphicFrameLocks xmlns:a="http://schemas.openxmlformats.org/drawingml/2006/main" noChangeAspect="1"/>
@@ -4254,7 +4254,7 @@
                   <pic:spPr bwMode="auto">
                     <a:xfrm>
                       <a:off x="0" y="0"/>
-                      <a:ext cx="3130233" cy="1760128"/>
+                      <a:ext cx="2816836" cy="1583906"/>
                     </a:xfrm>
                     <a:prstGeom prst="rect">
                       <a:avLst/>
@@ -4280,7 +4280,7 @@
       </w:pPr>
       <w:bookmarkStart w:id="34" w:name="_dw7iq38z1ymx" w:colFirst="0" w:colLast="0"/>
       <w:bookmarkStart w:id="35" w:name="_Toc237881052"/>
-      <w:bookmarkStart w:id="36" w:name="_Toc237966816"/>
+      <w:bookmarkStart w:id="36" w:name="_Toc238116727"/>
       <w:bookmarkEnd w:id="34"/>
       <w:r>
         <w:t>Angle of Attack</w:t>
@@ -4530,7 +4530,7 @@
       </w:pPr>
       <w:bookmarkStart w:id="37" w:name="_7e38nnc87p67" w:colFirst="0" w:colLast="0"/>
       <w:bookmarkStart w:id="38" w:name="_Toc237881053"/>
-      <w:bookmarkStart w:id="39" w:name="_Toc237966817"/>
+      <w:bookmarkStart w:id="39" w:name="_Toc238116728"/>
       <w:bookmarkEnd w:id="37"/>
       <w:r>
         <w:t>Load Factor</w:t>
@@ -4773,7 +4773,7 @@
       <w:pPr>
         <w:pStyle w:val="Heading2"/>
       </w:pPr>
-      <w:bookmarkStart w:id="42" w:name="_Toc237966818"/>
+      <w:bookmarkStart w:id="42" w:name="_Toc238116729"/>
       <w:r>
         <w:lastRenderedPageBreak/>
         <w:t>Controls</w:t>
@@ -4792,7 +4792,7 @@
       </w:pPr>
       <w:bookmarkStart w:id="43" w:name="_rbna39p1w887" w:colFirst="0" w:colLast="0"/>
       <w:bookmarkStart w:id="44" w:name="_Toc237881055"/>
-      <w:bookmarkStart w:id="45" w:name="_Toc237966819"/>
+      <w:bookmarkStart w:id="45" w:name="_Toc238116730"/>
       <w:bookmarkEnd w:id="43"/>
       <w:r>
         <w:t>Pitch</w:t>
@@ -4838,7 +4838,7 @@
       </w:pPr>
       <w:bookmarkStart w:id="46" w:name="_czdolbew8ptc" w:colFirst="0" w:colLast="0"/>
       <w:bookmarkStart w:id="47" w:name="_Toc237881056"/>
-      <w:bookmarkStart w:id="48" w:name="_Toc237966820"/>
+      <w:bookmarkStart w:id="48" w:name="_Toc238116731"/>
       <w:bookmarkEnd w:id="46"/>
       <w:r>
         <w:t>Ailerons</w:t>
@@ -4869,7 +4869,7 @@
       </w:pPr>
       <w:bookmarkStart w:id="49" w:name="_ctkeecnfclq" w:colFirst="0" w:colLast="0"/>
       <w:bookmarkStart w:id="50" w:name="_Toc237881057"/>
-      <w:bookmarkStart w:id="51" w:name="_Toc237966821"/>
+      <w:bookmarkStart w:id="51" w:name="_Toc238116732"/>
       <w:bookmarkEnd w:id="49"/>
       <w:r>
         <w:t>Rudder</w:t>
@@ -4926,7 +4926,7 @@
       <w:pPr>
         <w:pStyle w:val="Heading2"/>
       </w:pPr>
-      <w:bookmarkStart w:id="53" w:name="_Toc237966822"/>
+      <w:bookmarkStart w:id="53" w:name="_Toc238116733"/>
       <w:r>
         <w:t>Parameters</w:t>
       </w:r>
@@ -5106,7 +5106,7 @@
       <w:pPr>
         <w:pStyle w:val="Heading2"/>
       </w:pPr>
-      <w:bookmarkStart w:id="55" w:name="_Toc237966823"/>
+      <w:bookmarkStart w:id="55" w:name="_Toc238116734"/>
       <w:r>
         <w:t>The Box</w:t>
       </w:r>
@@ -5149,7 +5149,7 @@
         <w:pStyle w:val="Heading1"/>
       </w:pPr>
       <w:bookmarkStart w:id="58" w:name="_Toc237881060"/>
-      <w:bookmarkStart w:id="59" w:name="_Toc237966824"/>
+      <w:bookmarkStart w:id="59" w:name="_Toc238116735"/>
       <w:r>
         <w:lastRenderedPageBreak/>
         <w:t>Exercises</w:t>
@@ -5188,7 +5188,7 @@
       </w:pPr>
       <w:bookmarkStart w:id="60" w:name="_su5vv3m4dfy" w:colFirst="0" w:colLast="0"/>
       <w:bookmarkStart w:id="61" w:name="_Toc237881061"/>
-      <w:bookmarkStart w:id="62" w:name="_Toc237966825"/>
+      <w:bookmarkStart w:id="62" w:name="_Toc238116736"/>
       <w:bookmarkEnd w:id="60"/>
       <w:r>
         <w:t>Lines</w:t>
@@ -5330,7 +5330,7 @@
       </w:pPr>
       <w:bookmarkStart w:id="64" w:name="_e4etptrwg43n" w:colFirst="0" w:colLast="0"/>
       <w:bookmarkStart w:id="65" w:name="_Toc237881062"/>
-      <w:bookmarkStart w:id="66" w:name="_Toc237966826"/>
+      <w:bookmarkStart w:id="66" w:name="_Toc238116737"/>
       <w:bookmarkEnd w:id="64"/>
       <w:r>
         <w:t>Rolls</w:t>
@@ -5497,7 +5497,7 @@
       </w:pPr>
       <w:bookmarkStart w:id="67" w:name="_canxhduz9ysz" w:colFirst="0" w:colLast="0"/>
       <w:bookmarkStart w:id="68" w:name="_Toc237881063"/>
-      <w:bookmarkStart w:id="69" w:name="_Toc237966827"/>
+      <w:bookmarkStart w:id="69" w:name="_Toc238116738"/>
       <w:bookmarkEnd w:id="67"/>
       <w:r>
         <w:t>Turns</w:t>
@@ -5525,13 +5525,82 @@
     <w:p/>
     <w:p>
       <w:r>
-        <w:t>Accordingly, and immediately, pitch aft to maintain the vertical component of lift. Use the horizon to evaluate the pitch attitude, and a reference line on the ground (a runway, a road, a river, etc.) to maintain awareness of the degrees of turn completed.</w:t>
+        <w:t>Accordingly,</w:t>
+      </w:r>
+      <w:r>
+        <w:t xml:space="preserve"> and immediately, pitch </w:t>
+      </w:r>
+      <w:r>
+        <w:t>aft</w:t>
+      </w:r>
+      <w:r>
+        <w:t xml:space="preserve"> </w:t>
+      </w:r>
+      <w:r>
+        <w:t>to</w:t>
+      </w:r>
+      <w:r>
+        <w:t xml:space="preserve"> </w:t>
+      </w:r>
+      <w:r>
+        <w:t>set</w:t>
+      </w:r>
+      <w:r>
+        <w:t xml:space="preserve"> the Turn </w:t>
+      </w:r>
+      <w:r>
+        <w:t>Rate/Radius</w:t>
+      </w:r>
+      <w:r>
+        <w:t xml:space="preserve"> </w:t>
+      </w:r>
+      <w:r>
+        <w:t xml:space="preserve">by </w:t>
+      </w:r>
+      <w:r>
+        <w:t>imposing a</w:t>
+      </w:r>
+      <w:r>
+        <w:t xml:space="preserve"> constant</w:t>
+      </w:r>
+      <w:r>
+        <w:t xml:space="preserve"> Load </w:t>
+      </w:r>
+      <w:r>
+        <w:t>Factor.</w:t>
+      </w:r>
+      <w:r>
+        <w:t xml:space="preserve"> </w:t>
+      </w:r>
+      <w:r>
+        <w:t>Use</w:t>
+      </w:r>
+      <w:r>
+        <w:t xml:space="preserve"> </w:t>
+      </w:r>
+      <w:r>
+        <w:t xml:space="preserve">the Ailerons to keep flight levelled: if plane is diving reduce slightly the bank, if climbing increment </w:t>
+      </w:r>
+      <w:r>
+        <w:t xml:space="preserve">a bit </w:t>
+      </w:r>
+      <w:r>
+        <w:t>the bank.</w:t>
+      </w:r>
+      <w:r>
+        <w:t xml:space="preserve"> Use the horizon to evaluate the pitch attitude, and a reference line on the ground (a runway, a road, a river, etc.) to maintain awareness of the degrees of turn completed.</w:t>
       </w:r>
     </w:p>
     <w:p/>
     <w:p>
       <w:r>
-        <w:t>Do not intentionally cause an accelerated stall. Evaluate the right parameters to keep speed and Load Factor constant during the turn, without exceeding the limits. Use small Aileron corrections to maintain a level plane of motion. In case an accelerated stall occurs, immediately interrupt the exercise, unload the pitch (push) to reduce the Load Factor, and execute the recovery described below.</w:t>
+        <w:t xml:space="preserve">Do not intentionally cause an accelerated stall. Evaluate the right parameters to keep speed and Load Factor constant during the turn, without exceeding the limits. </w:t>
+      </w:r>
+      <w:r>
+        <w:t xml:space="preserve">Use small Aileron corrections to maintain a level plane of motion. </w:t>
+      </w:r>
+      <w:r>
+        <w:t>In case an accelerated stall occurs, immediately interrupt the exercise, unload the pitch (push) to reduce the Load Factor, and execute the recovery described below.</w:t>
       </w:r>
     </w:p>
     <w:p/>
@@ -5634,7 +5703,7 @@
         <w:pStyle w:val="Heading3"/>
       </w:pPr>
       <w:bookmarkStart w:id="70" w:name="_Toc237881064"/>
-      <w:bookmarkStart w:id="71" w:name="_Toc237966828"/>
+      <w:bookmarkStart w:id="71" w:name="_Toc238116739"/>
       <w:r>
         <w:lastRenderedPageBreak/>
         <w:t>Accelerated Stall Recovery</w:t>
@@ -5659,7 +5728,7 @@
       </w:pPr>
       <w:bookmarkStart w:id="72" w:name="_uzfv541myw27" w:colFirst="0" w:colLast="0"/>
       <w:bookmarkStart w:id="73" w:name="_Toc237881065"/>
-      <w:bookmarkStart w:id="74" w:name="_Toc237966829"/>
+      <w:bookmarkStart w:id="74" w:name="_Toc238116740"/>
       <w:bookmarkEnd w:id="72"/>
       <w:r>
         <w:t>Stall</w:t>
@@ -5784,7 +5853,7 @@
         <w:pStyle w:val="Heading3"/>
       </w:pPr>
       <w:bookmarkStart w:id="75" w:name="_Toc237881066"/>
-      <w:bookmarkStart w:id="76" w:name="_Toc237966830"/>
+      <w:bookmarkStart w:id="76" w:name="_Toc238116741"/>
       <w:r>
         <w:lastRenderedPageBreak/>
         <w:t>Spin Recovery</w:t>
@@ -5805,6 +5874,12 @@
     </w:p>
     <w:p/>
     <w:p>
+      <w:r>
+        <w:t>One thing has to happen before any of this: you must know which way the aircraft is actually yawing, and in an inverted spin that is easier to get wrong than it sounds. Looking up through the canopy for a ground reference puts the terrain behind the axis of rotation, and its apparent motion then suggests a rotation opposite to the real one. A pilot who trusts that impression applies the rudder on the wrong side, which does not merely fail to stop the spin - it sustains it. Take the yaw reference ahead of the axis of rotation, looking out past the nose rather than over your head, and confirm the direction before touching the pedals. Diagnosing the rotation wrongly makes a perfectly correct procedure useless.</w:t>
+      </w:r>
+    </w:p>
+    <w:p/>
+    <w:p>
       <w:pPr>
         <w:rPr>
           <w:sz w:val="32"/>
@@ -5820,7 +5895,7 @@
         <w:pStyle w:val="Heading2"/>
       </w:pPr>
       <w:bookmarkStart w:id="77" w:name="_Toc237881067"/>
-      <w:bookmarkStart w:id="78" w:name="_Toc237966831"/>
+      <w:bookmarkStart w:id="78" w:name="_Toc238116742"/>
       <w:r>
         <w:t>Freestyle</w:t>
       </w:r>
@@ -5855,7 +5930,7 @@
       </w:pPr>
       <w:bookmarkStart w:id="80" w:name="_q6v8opcyz0q8" w:colFirst="0" w:colLast="0"/>
       <w:bookmarkStart w:id="81" w:name="_Toc237881068"/>
-      <w:bookmarkStart w:id="82" w:name="_Toc237966832"/>
+      <w:bookmarkStart w:id="82" w:name="_Toc238116743"/>
       <w:bookmarkEnd w:id="80"/>
       <w:r>
         <w:lastRenderedPageBreak/>
@@ -5887,7 +5962,7 @@
       </w:pPr>
       <w:bookmarkStart w:id="83" w:name="_cka08uha6qv3" w:colFirst="0" w:colLast="0"/>
       <w:bookmarkStart w:id="84" w:name="_Toc237881069"/>
-      <w:bookmarkStart w:id="85" w:name="_Toc237966833"/>
+      <w:bookmarkStart w:id="85" w:name="_Toc238116744"/>
       <w:bookmarkEnd w:id="83"/>
       <w:r>
         <w:t>Ailerons-Roll</w:t>
@@ -5911,7 +5986,7 @@
         <w:pStyle w:val="Heading2"/>
       </w:pPr>
       <w:bookmarkStart w:id="86" w:name="_Toc237881070"/>
-      <w:bookmarkStart w:id="87" w:name="_Toc237966834"/>
+      <w:bookmarkStart w:id="87" w:name="_Toc238116745"/>
       <w:r>
         <w:t>Slow-Roll</w:t>
       </w:r>
@@ -5955,7 +6030,7 @@
       </w:pPr>
       <w:bookmarkStart w:id="89" w:name="_vf43wlbjwwnv" w:colFirst="0" w:colLast="0"/>
       <w:bookmarkStart w:id="90" w:name="_Toc237881071"/>
-      <w:bookmarkStart w:id="91" w:name="_Toc237966835"/>
+      <w:bookmarkStart w:id="91" w:name="_Toc238116746"/>
       <w:bookmarkEnd w:id="89"/>
       <w:r>
         <w:lastRenderedPageBreak/>
@@ -5987,7 +6062,7 @@
       </w:pPr>
       <w:bookmarkStart w:id="92" w:name="_5sahuhxpbwnn" w:colFirst="0" w:colLast="0"/>
       <w:bookmarkStart w:id="93" w:name="_Toc237881072"/>
-      <w:bookmarkStart w:id="94" w:name="_Toc237966836"/>
+      <w:bookmarkStart w:id="94" w:name="_Toc238116747"/>
       <w:bookmarkEnd w:id="92"/>
       <w:r>
         <w:rPr>
@@ -6055,6 +6130,12 @@
     <w:p/>
     <w:p>
       <w:r>
+        <w:t>There is a simple way to grade your own loop, and it needs no judge: a correct loop ends at the altitude and on the heading at which it began. Both halves are informative. Coming out low means the circle was not closed - usually because the entry was too tight or the top was flown too wide - and coming out off heading means the yaw was never fully controlled through the vertical. Note that full throttle throughout tends to leave you below the entry altitude, so the exit check is also a check on how you managed the power.</w:t>
+      </w:r>
+    </w:p>
+    <w:p/>
+    <w:p>
+      <w:r>
         <w:t>The loop must be mastered at least in its simple form, because, when performing intermediate and especially advanced sequences, additional manoeuvres are inserted in between, generally the Snap-Roll. In addition, it is also the basis for the half loops, such as the Split-S and the Immelmann.</w:t>
       </w:r>
     </w:p>
@@ -6064,12 +6145,13 @@
       </w:pPr>
       <w:bookmarkStart w:id="95" w:name="_kbhwrdwdu2jr" w:colFirst="0" w:colLast="0"/>
       <w:bookmarkStart w:id="96" w:name="_Toc237881073"/>
-      <w:bookmarkStart w:id="97" w:name="_Toc237966837"/>
+      <w:bookmarkStart w:id="97" w:name="_Toc238116748"/>
       <w:bookmarkEnd w:id="95"/>
       <w:r>
         <w:rPr>
           <w:noProof/>
         </w:rPr>
+        <w:lastRenderedPageBreak/>
         <w:drawing>
           <wp:inline distT="114300" distB="114300" distL="114300" distR="114300" wp14:anchorId="0D8F785F" wp14:editId="507588B5">
             <wp:extent cx="190244" cy="458171"/>
@@ -6119,16 +6201,7 @@
     </w:p>
     <w:p/>
     <w:p>
-      <w:pPr>
-        <w:jc w:val="left"/>
-      </w:pPr>
-      <w:r>
-        <w:br w:type="page"/>
-      </w:r>
-    </w:p>
-    <w:p>
-      <w:r>
-        <w:lastRenderedPageBreak/>
+      <w:r>
         <w:t>Finding the right airspeed to initiate the yaw turn is crucial. If you are still too fast, the plane will not turn; if too slow, it will fall away in a stall. This is why the figure is also known as the Stall-Turn, although the name is a misnomer: in a correctly flown Hammer-Head the wing never stalls, and the rotation is produced by the Rudder while there is still enough airflow over it. By the way, this manoeuvre is also known as the Fieseler.</w:t>
       </w:r>
     </w:p>
@@ -6143,7 +6216,7 @@
         <w:pStyle w:val="Heading2"/>
       </w:pPr>
       <w:bookmarkStart w:id="98" w:name="_Toc237881074"/>
-      <w:bookmarkStart w:id="99" w:name="_Toc237966838"/>
+      <w:bookmarkStart w:id="99" w:name="_Toc238116749"/>
       <w:r>
         <w:rPr>
           <w:noProof/>
@@ -6214,7 +6287,7 @@
       </w:pPr>
       <w:bookmarkStart w:id="101" w:name="_b1z817m2w9c3" w:colFirst="0" w:colLast="0"/>
       <w:bookmarkStart w:id="102" w:name="_Toc237881075"/>
-      <w:bookmarkStart w:id="103" w:name="_Toc237966839"/>
+      <w:bookmarkStart w:id="103" w:name="_Toc238116750"/>
       <w:bookmarkEnd w:id="101"/>
       <w:r>
         <w:rPr>
@@ -6276,6 +6349,7 @@
     <w:p/>
     <w:p>
       <w:r>
+        <w:lastRenderedPageBreak/>
         <w:t>The recovery has already been described among the exercises, but it is worth repeating here, because this is the part that has to be automatic: power to idle, Ailerons neutral, full Rudder against the direction of rotation, stick progressively forward until the rotation stops, then Rudder back to neutral and a progressive pull out of the dive, avoiding a secondary accelerated stall. Ailerons neutral is the item most often forgotten, and the one that most reliably makes matters worse. And, as always, the aircraft manual takes precedence over any generic procedure.</w:t>
       </w:r>
     </w:p>
@@ -6285,13 +6359,12 @@
       </w:pPr>
       <w:bookmarkStart w:id="104" w:name="_v69aa28a855s" w:colFirst="0" w:colLast="0"/>
       <w:bookmarkStart w:id="105" w:name="_Toc237881076"/>
-      <w:bookmarkStart w:id="106" w:name="_Toc237966840"/>
+      <w:bookmarkStart w:id="106" w:name="_Toc238116751"/>
       <w:bookmarkEnd w:id="104"/>
       <w:r>
         <w:rPr>
           <w:noProof/>
         </w:rPr>
-        <w:lastRenderedPageBreak/>
         <w:drawing>
           <wp:inline distT="114300" distB="114300" distL="114300" distR="114300" wp14:anchorId="52A2A088" wp14:editId="1F045A61">
             <wp:extent cx="564110" cy="174429"/>
@@ -6386,7 +6459,7 @@
         <w:pStyle w:val="Heading1"/>
       </w:pPr>
       <w:bookmarkStart w:id="108" w:name="_Toc237881077"/>
-      <w:bookmarkStart w:id="109" w:name="_Toc237966841"/>
+      <w:bookmarkStart w:id="109" w:name="_Toc238116752"/>
       <w:r>
         <w:lastRenderedPageBreak/>
         <w:t>Glossary</w:t>
@@ -7469,7 +7542,7 @@
         <w:pStyle w:val="Heading1"/>
       </w:pPr>
       <w:bookmarkStart w:id="111" w:name="_Toc237881078"/>
-      <w:bookmarkStart w:id="112" w:name="_Toc237966842"/>
+      <w:bookmarkStart w:id="112" w:name="_Toc238116753"/>
       <w:r>
         <w:lastRenderedPageBreak/>
         <w:t>External links</w:t>
@@ -7483,7 +7556,7 @@
       </w:pPr>
       <w:bookmarkStart w:id="113" w:name="_9eyatmktdxux" w:colFirst="0" w:colLast="0"/>
       <w:bookmarkStart w:id="114" w:name="_Toc237881079"/>
-      <w:bookmarkStart w:id="115" w:name="_Toc237966843"/>
+      <w:bookmarkStart w:id="115" w:name="_Toc238116754"/>
       <w:bookmarkEnd w:id="113"/>
       <w:r>
         <w:t>Bibliography</w:t>
@@ -7614,7 +7687,7 @@
       </w:pPr>
       <w:bookmarkStart w:id="116" w:name="_t2wbnryimgob" w:colFirst="0" w:colLast="0"/>
       <w:bookmarkStart w:id="117" w:name="_Toc237881080"/>
-      <w:bookmarkStart w:id="118" w:name="_Toc237966844"/>
+      <w:bookmarkStart w:id="118" w:name="_Toc238116755"/>
       <w:bookmarkEnd w:id="116"/>
       <w:r>
         <w:t>Simulator</w:t>
@@ -7720,7 +7793,7 @@
       </w:pPr>
       <w:bookmarkStart w:id="119" w:name="_tp4sg5x64u44" w:colFirst="0" w:colLast="0"/>
       <w:bookmarkStart w:id="120" w:name="_Toc237881081"/>
-      <w:bookmarkStart w:id="121" w:name="_Toc237966845"/>
+      <w:bookmarkStart w:id="121" w:name="_Toc238116756"/>
       <w:bookmarkEnd w:id="119"/>
       <w:r>
         <w:t>Software</w:t>
@@ -7768,7 +7841,7 @@
       <w:pPr>
         <w:pStyle w:val="Heading1"/>
       </w:pPr>
-      <w:bookmarkStart w:id="122" w:name="_Toc237966846"/>
+      <w:bookmarkStart w:id="122" w:name="_Toc238116757"/>
       <w:r>
         <w:lastRenderedPageBreak/>
         <w:t>Credits</w:t>
@@ -7777,19 +7850,7 @@
     </w:p>
     <w:p>
       <w:r>
-        <w:t xml:space="preserve">Every </w:t>
-      </w:r>
-      <w:r>
-        <w:t>image</w:t>
-      </w:r>
-      <w:r>
-        <w:t xml:space="preserve"> in this book is either original work prepared for it, or material whose source </w:t>
-      </w:r>
-      <w:r>
-        <w:t>is public domain</w:t>
-      </w:r>
-      <w:r>
-        <w:t>. Nothing is used without a licence that permits it.</w:t>
+        <w:t>Every image in this book is either original work prepared for it, or material whose source is public domain. Nothing is used without a licence that permits it.</w:t>
       </w:r>
     </w:p>
     <w:p/>
@@ -7803,37 +7864,7 @@
         <w:jc w:val="left"/>
       </w:pPr>
       <w:r>
-        <w:t>Cover photograph. “</w:t>
-      </w:r>
-      <w:r>
-        <w:t>Zlin 50LS SP-AUC (Żelazny 6)</w:t>
-      </w:r>
-      <w:r>
-        <w:t xml:space="preserve">”, </w:t>
-      </w:r>
-      <w:r>
-        <w:t>Kuba Bożanowski from Warsaw, Poland</w:t>
-      </w:r>
-      <w:r>
-        <w:t>, via</w:t>
-      </w:r>
-      <w:r>
-        <w:t xml:space="preserve"> </w:t>
-      </w:r>
-      <w:r>
-        <w:t>Wikimedia Commons</w:t>
-      </w:r>
-      <w:r>
-        <w:t>, a</w:t>
-      </w:r>
-      <w:r>
-        <w:t>vailable at</w:t>
-      </w:r>
-      <w:r>
-        <w:t xml:space="preserve"> </w:t>
-      </w:r>
-      <w:r>
-        <w:t>https://en.wikipedia.org/wiki/File:Zlin_50LS_SP-AUC_(%C5%BBelazny_6)_(3603508043).jpg</w:t>
+        <w:t>Cover photograph. “Zlin 50LS SP-AUC (Żelazny 6)”, Kuba Bożanowski from Warsaw, Poland, via Wikimedia Commons, available at https://en.wikipedia.org/wiki/File:Zlin_50LS_SP-AUC_(%C5%BBelazny_6)_(3603508043).jpg</w:t>
       </w:r>
     </w:p>
     <w:p>
@@ -7846,13 +7877,7 @@
         <w:jc w:val="left"/>
       </w:pPr>
       <w:r>
-        <w:t xml:space="preserve">Energy reservoir diagram, in Energy Management. Figure 4-3 of the FAA Airplane Flying Handbook, FAA-H-8083-3C, published by the Federal Aviation Administration. As a work of the United States federal </w:t>
-      </w:r>
-      <w:r>
-        <w:t>government,</w:t>
-      </w:r>
-      <w:r>
-        <w:t xml:space="preserve"> it is in the public domain.</w:t>
+        <w:t>Energy reservoir diagram, in Energy Management. Figure 4-3 of the FAA Airplane Flying Handbook, FAA-H-8083-3C, published by the Federal Aviation Administration. As a work of the United States federal government, it is in the public domain.</w:t>
       </w:r>
     </w:p>
     <w:p>
@@ -7865,16 +7890,7 @@
         <w:jc w:val="left"/>
       </w:pPr>
       <w:r>
-        <w:t xml:space="preserve">The cockpit horizon photograph, in Horizon, by </w:t>
-      </w:r>
-      <w:r>
-        <w:t>Ioana Koglbauer</w:t>
-      </w:r>
-      <w:r>
-        <w:t xml:space="preserve">, available at: </w:t>
-      </w:r>
-      <w:r>
-        <w:t>https://www.researchgate.net/figure/sual-cues-for-the-control-of-aircrafts-spatial-attitude-by-visual-reference-to-the_fig1_312173853</w:t>
+        <w:t>The cockpit horizon photograph, in Horizon, by Ioana Koglbauer, available at: https://www.researchgate.net/figure/sual-cues-for-the-control-of-aircrafts-spatial-attitude-by-visual-reference-to-the_fig1_312173853</w:t>
       </w:r>
     </w:p>
     <w:p>
@@ -7887,10 +7903,7 @@
         <w:jc w:val="left"/>
       </w:pPr>
       <w:r>
-        <w:t xml:space="preserve">The wing tip sight photograph, in Horizon, is from AOPA Foundation, available at: </w:t>
-      </w:r>
-      <w:r>
-        <w:t>https://www.aopa.org/news-and-media/all-news/2025/december/pilot/its-a-stunner</w:t>
+        <w:t>The wing tip sight photograph, in Horizon, is from AOPA Foundation, available at: https://www.aopa.org/news-and-media/all-news/2025/december/pilot/its-a-stunner</w:t>
       </w:r>
     </w:p>
     <w:p>
@@ -7903,13 +7916,7 @@
         <w:jc w:val="left"/>
       </w:pPr>
       <w:r>
-        <w:t xml:space="preserve">The load factor chart and the lift components diagram, in Load Factor, </w:t>
-      </w:r>
-      <w:r>
-        <w:t>it is a diagram from the FAA Flight Training Handbook</w:t>
-      </w:r>
-      <w:r>
-        <w:t>, published by the Federal Aviation Administration. As a work of the United States federal government, it is in the public domain.</w:t>
+        <w:t>The load factor chart and the lift components diagram, in Load Factor, it is a diagram from the FAA Flight Training Handbook, published by the Federal Aviation Administration. As a work of the United States federal government, it is in the public domain.</w:t>
       </w:r>
     </w:p>
     <w:p>

--- a/document/Aerobatics_Principles-Marco_Blackbird_Merli.docx
+++ b/document/Aerobatics_Principles-Marco_Blackbird_Merli.docx
@@ -1,6 +1,6 @@
 
 <file path=word/document.xml><?xml version="1.0" encoding="utf-8"?>
-<w:document xmlns:wpc="http://schemas.microsoft.com/office/word/2010/wordprocessingCanvas" xmlns:cx="http://schemas.microsoft.com/office/drawing/2014/chartex" xmlns:cx1="http://schemas.microsoft.com/office/drawing/2015/9/8/chartex" xmlns:cx2="http://schemas.microsoft.com/office/drawing/2015/10/21/chartex" xmlns:cx3="http://schemas.microsoft.com/office/drawing/2016/5/9/chartex" xmlns:cx4="http://schemas.microsoft.com/office/drawing/2016/5/10/chartex" xmlns:cx5="http://schemas.microsoft.com/office/drawing/2016/5/11/chartex" xmlns:cx6="http://schemas.microsoft.com/office/drawing/2016/5/12/chartex" xmlns:cx7="http://schemas.microsoft.com/office/drawing/2016/5/13/chartex" xmlns:cx8="http://schemas.microsoft.com/office/drawing/2016/5/14/chartex" xmlns:mc="http://schemas.openxmlformats.org/markup-compatibility/2006" xmlns:m="http://schemas.openxmlformats.org/officeDocument/2006/math" xmlns:aink="http://schemas.microsoft.com/office/drawing/2016/ink" xmlns:am3d="http://schemas.microsoft.com/office/drawing/2017/model3d" xmlns:oel="http://schemas.microsoft.com/office/2019/extlst" xmlns:r="http://schemas.openxmlformats.org/officeDocument/2006/relationships" xmlns:wp14="http://schemas.microsoft.com/office/word/2010/wordprocessingDrawing" xmlns:wp="http://schemas.openxmlformats.org/drawingml/2006/wordprocessingDrawing" xmlns:wpg="http://schemas.microsoft.com/office/word/2010/wordprocessingGroup" xmlns:wpi="http://schemas.microsoft.com/office/word/2010/wordprocessingInk" xmlns:wps="http://schemas.microsoft.com/office/word/2010/wordprocessingShape" xmlns:o="urn:schemas-microsoft-com:office:office" xmlns:v="urn:schemas-microsoft-com:vml" xmlns:w10="urn:schemas-microsoft-com:office:word" xmlns:w="http://schemas.openxmlformats.org/wordprocessingml/2006/main" xmlns:w14="http://schemas.microsoft.com/office/word/2010/wordml" xmlns:w15="http://schemas.microsoft.com/office/word/2012/wordml" xmlns:w16cei="http://schemas.microsoft.com/office/word/2026/wordml/cei" xmlns:w16cex="http://schemas.microsoft.com/office/word/2018/wordml/cex" xmlns:w16cid="http://schemas.microsoft.com/office/word/2016/wordml/cid" xmlns:w16="http://schemas.microsoft.com/office/word/2018/wordml" xmlns:w16sdtdh="http://schemas.microsoft.com/office/word/2020/wordml/sdtdatahash" xmlns:w16sdtfl="http://schemas.microsoft.com/office/word/2024/wordml/sdtformatlock" xmlns:w16se="http://schemas.microsoft.com/office/word/2015/wordml/symex" xmlns:w16du="http://schemas.microsoft.com/office/word/2023/wordml/word16du" xmlns:wne="http://schemas.microsoft.com/office/word/2006/wordml" mc:Ignorable="w14 w15 w16se w16cid w16 w16cex w16sdtdh w16sdtfl w16du wp14">
+<w:document xmlns:wpc="http://schemas.microsoft.com/office/word/2010/wordprocessingCanvas" xmlns:cx="http://schemas.microsoft.com/office/drawing/2014/chartex" xmlns:cx1="http://schemas.microsoft.com/office/drawing/2015/9/8/chartex" xmlns:cx2="http://schemas.microsoft.com/office/drawing/2015/10/21/chartex" xmlns:cx3="http://schemas.microsoft.com/office/drawing/2016/5/9/chartex" xmlns:cx4="http://schemas.microsoft.com/office/drawing/2016/5/10/chartex" xmlns:cx5="http://schemas.microsoft.com/office/drawing/2016/5/11/chartex" xmlns:cx6="http://schemas.microsoft.com/office/drawing/2016/5/12/chartex" xmlns:cx7="http://schemas.microsoft.com/office/drawing/2016/5/13/chartex" xmlns:cx8="http://schemas.microsoft.com/office/drawing/2016/5/14/chartex" xmlns:mc="http://schemas.openxmlformats.org/markup-compatibility/2006" xmlns:m="http://schemas.openxmlformats.org/officeDocument/2006/math" xmlns:aink="http://schemas.microsoft.com/office/drawing/2016/ink" xmlns:am3d="http://schemas.microsoft.com/office/drawing/2017/model3d" xmlns:oel="http://schemas.microsoft.com/office/2019/extlst" xmlns:r="http://schemas.openxmlformats.org/officeDocument/2006/relationships" xmlns:wp14="http://schemas.microsoft.com/office/word/2010/wordprocessingDrawing" xmlns:wp="http://schemas.openxmlformats.org/drawingml/2006/wordprocessingDrawing" xmlns:wpg="http://schemas.microsoft.com/office/word/2010/wordprocessingGroup" xmlns:wpi="http://schemas.microsoft.com/office/word/2010/wordprocessingInk" xmlns:wps="http://schemas.microsoft.com/office/word/2010/wordprocessingShape" xmlns:o="urn:schemas-microsoft-com:office:office" xmlns:v="urn:schemas-microsoft-com:vml" xmlns:w10="urn:schemas-microsoft-com:office:word" xmlns:w="http://schemas.openxmlformats.org/wordprocessingml/2006/main" xmlns:w14="http://schemas.microsoft.com/office/word/2010/wordml" xmlns:w15="http://schemas.microsoft.com/office/word/2012/wordml" xmlns:w16cex="http://schemas.microsoft.com/office/word/2018/wordml/cex" xmlns:w16cid="http://schemas.microsoft.com/office/word/2016/wordml/cid" xmlns:w16="http://schemas.microsoft.com/office/word/2018/wordml" xmlns:w16sdtdh="http://schemas.microsoft.com/office/word/2020/wordml/sdtdatahash" xmlns:w16sdtfl="http://schemas.microsoft.com/office/word/2024/wordml/sdtformatlock" xmlns:w16se="http://schemas.microsoft.com/office/word/2015/wordml/symex" xmlns:w16du="http://schemas.microsoft.com/office/word/2023/wordml/word16du" xmlns:wne="http://schemas.microsoft.com/office/word/2006/wordml" mc:Ignorable="w14 w15 w16se w16cid w16 w16cex w16sdtdh w16sdtfl w16du wp14">
   <w:body>
     <w:p>
       <w:pPr>
@@ -305,7 +305,7 @@
         </w:rPr>
         <w:fldChar w:fldCharType="separate"/>
       </w:r>
-      <w:hyperlink w:anchor="_Toc238116719" w:history="1">
+      <w:hyperlink w:anchor="_Toc244006381" w:history="1">
         <w:r>
           <w:rPr>
             <w:rStyle w:val="Hyperlink"/>
@@ -332,7 +332,7 @@
             <w:noProof/>
             <w:webHidden/>
           </w:rPr>
-          <w:instrText xml:space="preserve"> PAGEREF _Toc238116719 \h </w:instrText>
+          <w:instrText xml:space="preserve"> PAGEREF _Toc244006381 \h </w:instrText>
         </w:r>
         <w:r>
           <w:rPr>
@@ -382,7 +382,7 @@
           <w14:ligatures w14:val="standardContextual"/>
         </w:rPr>
       </w:pPr>
-      <w:hyperlink w:anchor="_Toc238116720" w:history="1">
+      <w:hyperlink w:anchor="_Toc244006382" w:history="1">
         <w:r>
           <w:rPr>
             <w:rStyle w:val="Hyperlink"/>
@@ -409,7 +409,7 @@
             <w:noProof/>
             <w:webHidden/>
           </w:rPr>
-          <w:instrText xml:space="preserve"> PAGEREF _Toc238116720 \h </w:instrText>
+          <w:instrText xml:space="preserve"> PAGEREF _Toc244006382 \h </w:instrText>
         </w:r>
         <w:r>
           <w:rPr>
@@ -459,7 +459,7 @@
           <w14:ligatures w14:val="standardContextual"/>
         </w:rPr>
       </w:pPr>
-      <w:hyperlink w:anchor="_Toc238116721" w:history="1">
+      <w:hyperlink w:anchor="_Toc244006383" w:history="1">
         <w:r>
           <w:rPr>
             <w:rStyle w:val="Hyperlink"/>
@@ -486,7 +486,7 @@
             <w:noProof/>
             <w:webHidden/>
           </w:rPr>
-          <w:instrText xml:space="preserve"> PAGEREF _Toc238116721 \h </w:instrText>
+          <w:instrText xml:space="preserve"> PAGEREF _Toc244006383 \h </w:instrText>
         </w:r>
         <w:r>
           <w:rPr>
@@ -536,7 +536,7 @@
           <w14:ligatures w14:val="standardContextual"/>
         </w:rPr>
       </w:pPr>
-      <w:hyperlink w:anchor="_Toc238116722" w:history="1">
+      <w:hyperlink w:anchor="_Toc244006384" w:history="1">
         <w:r>
           <w:rPr>
             <w:rStyle w:val="Hyperlink"/>
@@ -563,7 +563,7 @@
             <w:noProof/>
             <w:webHidden/>
           </w:rPr>
-          <w:instrText xml:space="preserve"> PAGEREF _Toc238116722 \h </w:instrText>
+          <w:instrText xml:space="preserve"> PAGEREF _Toc244006384 \h </w:instrText>
         </w:r>
         <w:r>
           <w:rPr>
@@ -611,7 +611,7 @@
           <w14:ligatures w14:val="standardContextual"/>
         </w:rPr>
       </w:pPr>
-      <w:hyperlink w:anchor="_Toc238116723" w:history="1">
+      <w:hyperlink w:anchor="_Toc244006385" w:history="1">
         <w:r>
           <w:rPr>
             <w:rStyle w:val="Hyperlink"/>
@@ -638,7 +638,7 @@
             <w:noProof/>
             <w:webHidden/>
           </w:rPr>
-          <w:instrText xml:space="preserve"> PAGEREF _Toc238116723 \h </w:instrText>
+          <w:instrText xml:space="preserve"> PAGEREF _Toc244006385 \h </w:instrText>
         </w:r>
         <w:r>
           <w:rPr>
@@ -686,7 +686,7 @@
           <w14:ligatures w14:val="standardContextual"/>
         </w:rPr>
       </w:pPr>
-      <w:hyperlink w:anchor="_Toc238116724" w:history="1">
+      <w:hyperlink w:anchor="_Toc244006386" w:history="1">
         <w:r>
           <w:rPr>
             <w:rStyle w:val="Hyperlink"/>
@@ -713,7 +713,7 @@
             <w:noProof/>
             <w:webHidden/>
           </w:rPr>
-          <w:instrText xml:space="preserve"> PAGEREF _Toc238116724 \h </w:instrText>
+          <w:instrText xml:space="preserve"> PAGEREF _Toc244006386 \h </w:instrText>
         </w:r>
         <w:r>
           <w:rPr>
@@ -761,7 +761,7 @@
           <w14:ligatures w14:val="standardContextual"/>
         </w:rPr>
       </w:pPr>
-      <w:hyperlink w:anchor="_Toc238116725" w:history="1">
+      <w:hyperlink w:anchor="_Toc244006387" w:history="1">
         <w:r>
           <w:rPr>
             <w:rStyle w:val="Hyperlink"/>
@@ -788,7 +788,7 @@
             <w:noProof/>
             <w:webHidden/>
           </w:rPr>
-          <w:instrText xml:space="preserve"> PAGEREF _Toc238116725 \h </w:instrText>
+          <w:instrText xml:space="preserve"> PAGEREF _Toc244006387 \h </w:instrText>
         </w:r>
         <w:r>
           <w:rPr>
@@ -836,7 +836,7 @@
           <w14:ligatures w14:val="standardContextual"/>
         </w:rPr>
       </w:pPr>
-      <w:hyperlink w:anchor="_Toc238116726" w:history="1">
+      <w:hyperlink w:anchor="_Toc244006388" w:history="1">
         <w:r>
           <w:rPr>
             <w:rStyle w:val="Hyperlink"/>
@@ -863,7 +863,7 @@
             <w:noProof/>
             <w:webHidden/>
           </w:rPr>
-          <w:instrText xml:space="preserve"> PAGEREF _Toc238116726 \h </w:instrText>
+          <w:instrText xml:space="preserve"> PAGEREF _Toc244006388 \h </w:instrText>
         </w:r>
         <w:r>
           <w:rPr>
@@ -912,7 +912,7 @@
           <w14:ligatures w14:val="standardContextual"/>
         </w:rPr>
       </w:pPr>
-      <w:hyperlink w:anchor="_Toc238116727" w:history="1">
+      <w:hyperlink w:anchor="_Toc244006389" w:history="1">
         <w:r>
           <w:rPr>
             <w:rStyle w:val="Hyperlink"/>
@@ -939,7 +939,7 @@
             <w:noProof/>
             <w:webHidden/>
           </w:rPr>
-          <w:instrText xml:space="preserve"> PAGEREF _Toc238116727 \h </w:instrText>
+          <w:instrText xml:space="preserve"> PAGEREF _Toc244006389 \h </w:instrText>
         </w:r>
         <w:r>
           <w:rPr>
@@ -988,7 +988,7 @@
           <w14:ligatures w14:val="standardContextual"/>
         </w:rPr>
       </w:pPr>
-      <w:hyperlink w:anchor="_Toc238116728" w:history="1">
+      <w:hyperlink w:anchor="_Toc244006390" w:history="1">
         <w:r>
           <w:rPr>
             <w:rStyle w:val="Hyperlink"/>
@@ -1015,7 +1015,7 @@
             <w:noProof/>
             <w:webHidden/>
           </w:rPr>
-          <w:instrText xml:space="preserve"> PAGEREF _Toc238116728 \h </w:instrText>
+          <w:instrText xml:space="preserve"> PAGEREF _Toc244006390 \h </w:instrText>
         </w:r>
         <w:r>
           <w:rPr>
@@ -1063,7 +1063,7 @@
           <w14:ligatures w14:val="standardContextual"/>
         </w:rPr>
       </w:pPr>
-      <w:hyperlink w:anchor="_Toc238116729" w:history="1">
+      <w:hyperlink w:anchor="_Toc244006391" w:history="1">
         <w:r>
           <w:rPr>
             <w:rStyle w:val="Hyperlink"/>
@@ -1090,7 +1090,7 @@
             <w:noProof/>
             <w:webHidden/>
           </w:rPr>
-          <w:instrText xml:space="preserve"> PAGEREF _Toc238116729 \h </w:instrText>
+          <w:instrText xml:space="preserve"> PAGEREF _Toc244006391 \h </w:instrText>
         </w:r>
         <w:r>
           <w:rPr>
@@ -1139,7 +1139,7 @@
           <w14:ligatures w14:val="standardContextual"/>
         </w:rPr>
       </w:pPr>
-      <w:hyperlink w:anchor="_Toc238116730" w:history="1">
+      <w:hyperlink w:anchor="_Toc244006392" w:history="1">
         <w:r>
           <w:rPr>
             <w:rStyle w:val="Hyperlink"/>
@@ -1166,7 +1166,7 @@
             <w:noProof/>
             <w:webHidden/>
           </w:rPr>
-          <w:instrText xml:space="preserve"> PAGEREF _Toc238116730 \h </w:instrText>
+          <w:instrText xml:space="preserve"> PAGEREF _Toc244006392 \h </w:instrText>
         </w:r>
         <w:r>
           <w:rPr>
@@ -1215,7 +1215,7 @@
           <w14:ligatures w14:val="standardContextual"/>
         </w:rPr>
       </w:pPr>
-      <w:hyperlink w:anchor="_Toc238116731" w:history="1">
+      <w:hyperlink w:anchor="_Toc244006393" w:history="1">
         <w:r>
           <w:rPr>
             <w:rStyle w:val="Hyperlink"/>
@@ -1242,7 +1242,7 @@
             <w:noProof/>
             <w:webHidden/>
           </w:rPr>
-          <w:instrText xml:space="preserve"> PAGEREF _Toc238116731 \h </w:instrText>
+          <w:instrText xml:space="preserve"> PAGEREF _Toc244006393 \h </w:instrText>
         </w:r>
         <w:r>
           <w:rPr>
@@ -1291,7 +1291,7 @@
           <w14:ligatures w14:val="standardContextual"/>
         </w:rPr>
       </w:pPr>
-      <w:hyperlink w:anchor="_Toc238116732" w:history="1">
+      <w:hyperlink w:anchor="_Toc244006394" w:history="1">
         <w:r>
           <w:rPr>
             <w:rStyle w:val="Hyperlink"/>
@@ -1318,7 +1318,7 @@
             <w:noProof/>
             <w:webHidden/>
           </w:rPr>
-          <w:instrText xml:space="preserve"> PAGEREF _Toc238116732 \h </w:instrText>
+          <w:instrText xml:space="preserve"> PAGEREF _Toc244006394 \h </w:instrText>
         </w:r>
         <w:r>
           <w:rPr>
@@ -1366,7 +1366,7 @@
           <w14:ligatures w14:val="standardContextual"/>
         </w:rPr>
       </w:pPr>
-      <w:hyperlink w:anchor="_Toc238116733" w:history="1">
+      <w:hyperlink w:anchor="_Toc244006395" w:history="1">
         <w:r>
           <w:rPr>
             <w:rStyle w:val="Hyperlink"/>
@@ -1393,7 +1393,7 @@
             <w:noProof/>
             <w:webHidden/>
           </w:rPr>
-          <w:instrText xml:space="preserve"> PAGEREF _Toc238116733 \h </w:instrText>
+          <w:instrText xml:space="preserve"> PAGEREF _Toc244006395 \h </w:instrText>
         </w:r>
         <w:r>
           <w:rPr>
@@ -1441,7 +1441,7 @@
           <w14:ligatures w14:val="standardContextual"/>
         </w:rPr>
       </w:pPr>
-      <w:hyperlink w:anchor="_Toc238116734" w:history="1">
+      <w:hyperlink w:anchor="_Toc244006396" w:history="1">
         <w:r>
           <w:rPr>
             <w:rStyle w:val="Hyperlink"/>
@@ -1468,7 +1468,7 @@
             <w:noProof/>
             <w:webHidden/>
           </w:rPr>
-          <w:instrText xml:space="preserve"> PAGEREF _Toc238116734 \h </w:instrText>
+          <w:instrText xml:space="preserve"> PAGEREF _Toc244006396 \h </w:instrText>
         </w:r>
         <w:r>
           <w:rPr>
@@ -1518,7 +1518,7 @@
           <w14:ligatures w14:val="standardContextual"/>
         </w:rPr>
       </w:pPr>
-      <w:hyperlink w:anchor="_Toc238116735" w:history="1">
+      <w:hyperlink w:anchor="_Toc244006397" w:history="1">
         <w:r>
           <w:rPr>
             <w:rStyle w:val="Hyperlink"/>
@@ -1545,7 +1545,7 @@
             <w:noProof/>
             <w:webHidden/>
           </w:rPr>
-          <w:instrText xml:space="preserve"> PAGEREF _Toc238116735 \h </w:instrText>
+          <w:instrText xml:space="preserve"> PAGEREF _Toc244006397 \h </w:instrText>
         </w:r>
         <w:r>
           <w:rPr>
@@ -1593,7 +1593,7 @@
           <w14:ligatures w14:val="standardContextual"/>
         </w:rPr>
       </w:pPr>
-      <w:hyperlink w:anchor="_Toc238116736" w:history="1">
+      <w:hyperlink w:anchor="_Toc244006398" w:history="1">
         <w:r>
           <w:rPr>
             <w:rStyle w:val="Hyperlink"/>
@@ -1620,7 +1620,7 @@
             <w:noProof/>
             <w:webHidden/>
           </w:rPr>
-          <w:instrText xml:space="preserve"> PAGEREF _Toc238116736 \h </w:instrText>
+          <w:instrText xml:space="preserve"> PAGEREF _Toc244006398 \h </w:instrText>
         </w:r>
         <w:r>
           <w:rPr>
@@ -1668,7 +1668,7 @@
           <w14:ligatures w14:val="standardContextual"/>
         </w:rPr>
       </w:pPr>
-      <w:hyperlink w:anchor="_Toc238116737" w:history="1">
+      <w:hyperlink w:anchor="_Toc244006399" w:history="1">
         <w:r>
           <w:rPr>
             <w:rStyle w:val="Hyperlink"/>
@@ -1695,7 +1695,7 @@
             <w:noProof/>
             <w:webHidden/>
           </w:rPr>
-          <w:instrText xml:space="preserve"> PAGEREF _Toc238116737 \h </w:instrText>
+          <w:instrText xml:space="preserve"> PAGEREF _Toc244006399 \h </w:instrText>
         </w:r>
         <w:r>
           <w:rPr>
@@ -1743,7 +1743,7 @@
           <w14:ligatures w14:val="standardContextual"/>
         </w:rPr>
       </w:pPr>
-      <w:hyperlink w:anchor="_Toc238116738" w:history="1">
+      <w:hyperlink w:anchor="_Toc244006400" w:history="1">
         <w:r>
           <w:rPr>
             <w:rStyle w:val="Hyperlink"/>
@@ -1770,7 +1770,7 @@
             <w:noProof/>
             <w:webHidden/>
           </w:rPr>
-          <w:instrText xml:space="preserve"> PAGEREF _Toc238116738 \h </w:instrText>
+          <w:instrText xml:space="preserve"> PAGEREF _Toc244006400 \h </w:instrText>
         </w:r>
         <w:r>
           <w:rPr>
@@ -1819,7 +1819,7 @@
           <w14:ligatures w14:val="standardContextual"/>
         </w:rPr>
       </w:pPr>
-      <w:hyperlink w:anchor="_Toc238116739" w:history="1">
+      <w:hyperlink w:anchor="_Toc244006401" w:history="1">
         <w:r>
           <w:rPr>
             <w:rStyle w:val="Hyperlink"/>
@@ -1846,7 +1846,7 @@
             <w:noProof/>
             <w:webHidden/>
           </w:rPr>
-          <w:instrText xml:space="preserve"> PAGEREF _Toc238116739 \h </w:instrText>
+          <w:instrText xml:space="preserve"> PAGEREF _Toc244006401 \h </w:instrText>
         </w:r>
         <w:r>
           <w:rPr>
@@ -1894,7 +1894,7 @@
           <w14:ligatures w14:val="standardContextual"/>
         </w:rPr>
       </w:pPr>
-      <w:hyperlink w:anchor="_Toc238116740" w:history="1">
+      <w:hyperlink w:anchor="_Toc244006402" w:history="1">
         <w:r>
           <w:rPr>
             <w:rStyle w:val="Hyperlink"/>
@@ -1921,7 +1921,7 @@
             <w:noProof/>
             <w:webHidden/>
           </w:rPr>
-          <w:instrText xml:space="preserve"> PAGEREF _Toc238116740 \h </w:instrText>
+          <w:instrText xml:space="preserve"> PAGEREF _Toc244006402 \h </w:instrText>
         </w:r>
         <w:r>
           <w:rPr>
@@ -1970,7 +1970,7 @@
           <w14:ligatures w14:val="standardContextual"/>
         </w:rPr>
       </w:pPr>
-      <w:hyperlink w:anchor="_Toc238116741" w:history="1">
+      <w:hyperlink w:anchor="_Toc244006403" w:history="1">
         <w:r>
           <w:rPr>
             <w:rStyle w:val="Hyperlink"/>
@@ -1997,7 +1997,7 @@
             <w:noProof/>
             <w:webHidden/>
           </w:rPr>
-          <w:instrText xml:space="preserve"> PAGEREF _Toc238116741 \h </w:instrText>
+          <w:instrText xml:space="preserve"> PAGEREF _Toc244006403 \h </w:instrText>
         </w:r>
         <w:r>
           <w:rPr>
@@ -2045,7 +2045,7 @@
           <w14:ligatures w14:val="standardContextual"/>
         </w:rPr>
       </w:pPr>
-      <w:hyperlink w:anchor="_Toc238116742" w:history="1">
+      <w:hyperlink w:anchor="_Toc244006404" w:history="1">
         <w:r>
           <w:rPr>
             <w:rStyle w:val="Hyperlink"/>
@@ -2072,7 +2072,7 @@
             <w:noProof/>
             <w:webHidden/>
           </w:rPr>
-          <w:instrText xml:space="preserve"> PAGEREF _Toc238116742 \h </w:instrText>
+          <w:instrText xml:space="preserve"> PAGEREF _Toc244006404 \h </w:instrText>
         </w:r>
         <w:r>
           <w:rPr>
@@ -2122,7 +2122,7 @@
           <w14:ligatures w14:val="standardContextual"/>
         </w:rPr>
       </w:pPr>
-      <w:hyperlink w:anchor="_Toc238116743" w:history="1">
+      <w:hyperlink w:anchor="_Toc244006405" w:history="1">
         <w:r>
           <w:rPr>
             <w:rStyle w:val="Hyperlink"/>
@@ -2149,7 +2149,7 @@
             <w:noProof/>
             <w:webHidden/>
           </w:rPr>
-          <w:instrText xml:space="preserve"> PAGEREF _Toc238116743 \h </w:instrText>
+          <w:instrText xml:space="preserve"> PAGEREF _Toc244006405 \h </w:instrText>
         </w:r>
         <w:r>
           <w:rPr>
@@ -2197,7 +2197,7 @@
           <w14:ligatures w14:val="standardContextual"/>
         </w:rPr>
       </w:pPr>
-      <w:hyperlink w:anchor="_Toc238116744" w:history="1">
+      <w:hyperlink w:anchor="_Toc244006406" w:history="1">
         <w:r>
           <w:rPr>
             <w:rStyle w:val="Hyperlink"/>
@@ -2224,7 +2224,7 @@
             <w:noProof/>
             <w:webHidden/>
           </w:rPr>
-          <w:instrText xml:space="preserve"> PAGEREF _Toc238116744 \h </w:instrText>
+          <w:instrText xml:space="preserve"> PAGEREF _Toc244006406 \h </w:instrText>
         </w:r>
         <w:r>
           <w:rPr>
@@ -2272,7 +2272,7 @@
           <w14:ligatures w14:val="standardContextual"/>
         </w:rPr>
       </w:pPr>
-      <w:hyperlink w:anchor="_Toc238116745" w:history="1">
+      <w:hyperlink w:anchor="_Toc244006407" w:history="1">
         <w:r>
           <w:rPr>
             <w:rStyle w:val="Hyperlink"/>
@@ -2299,7 +2299,7 @@
             <w:noProof/>
             <w:webHidden/>
           </w:rPr>
-          <w:instrText xml:space="preserve"> PAGEREF _Toc238116745 \h </w:instrText>
+          <w:instrText xml:space="preserve"> PAGEREF _Toc244006407 \h </w:instrText>
         </w:r>
         <w:r>
           <w:rPr>
@@ -2347,7 +2347,7 @@
           <w14:ligatures w14:val="standardContextual"/>
         </w:rPr>
       </w:pPr>
-      <w:hyperlink w:anchor="_Toc238116746" w:history="1">
+      <w:hyperlink w:anchor="_Toc244006408" w:history="1">
         <w:r>
           <w:rPr>
             <w:rStyle w:val="Hyperlink"/>
@@ -2374,7 +2374,7 @@
             <w:noProof/>
             <w:webHidden/>
           </w:rPr>
-          <w:instrText xml:space="preserve"> PAGEREF _Toc238116746 \h </w:instrText>
+          <w:instrText xml:space="preserve"> PAGEREF _Toc244006408 \h </w:instrText>
         </w:r>
         <w:r>
           <w:rPr>
@@ -2422,17 +2422,17 @@
           <w14:ligatures w14:val="standardContextual"/>
         </w:rPr>
       </w:pPr>
-      <w:hyperlink w:anchor="_Toc238116747" w:history="1">
+      <w:hyperlink w:anchor="_Toc244006409" w:history="1">
         <w:r>
           <w:rPr>
             <w:rStyle w:val="Hyperlink"/>
             <w:noProof/>
           </w:rPr>
           <w:drawing>
-            <wp:inline distT="114300" distB="114300" distL="114300" distR="114300" wp14:anchorId="349585FD" wp14:editId="6741FF18">
+            <wp:inline distT="114300" distB="114300" distL="114300" distR="114300" wp14:anchorId="5FA0BDAA" wp14:editId="349901EB">
               <wp:extent cx="437633" cy="320931"/>
               <wp:effectExtent l="0" t="0" r="0" b="0"/>
-              <wp:docPr id="1746827238" name="image11.png"/>
+              <wp:docPr id="2122636886" name="image11.png"/>
               <wp:cNvGraphicFramePr/>
               <a:graphic xmlns:a="http://schemas.openxmlformats.org/drawingml/2006/main">
                 <a:graphicData uri="http://schemas.openxmlformats.org/drawingml/2006/picture">
@@ -2490,7 +2490,7 @@
             <w:noProof/>
             <w:webHidden/>
           </w:rPr>
-          <w:instrText xml:space="preserve"> PAGEREF _Toc238116747 \h </w:instrText>
+          <w:instrText xml:space="preserve"> PAGEREF _Toc244006409 \h </w:instrText>
         </w:r>
         <w:r>
           <w:rPr>
@@ -2538,17 +2538,17 @@
           <w14:ligatures w14:val="standardContextual"/>
         </w:rPr>
       </w:pPr>
-      <w:hyperlink w:anchor="_Toc238116748" w:history="1">
+      <w:hyperlink w:anchor="_Toc244006410" w:history="1">
         <w:r>
           <w:rPr>
             <w:rStyle w:val="Hyperlink"/>
             <w:noProof/>
           </w:rPr>
           <w:drawing>
-            <wp:inline distT="114300" distB="114300" distL="114300" distR="114300" wp14:anchorId="69E420CB" wp14:editId="6FCB0D38">
+            <wp:inline distT="114300" distB="114300" distL="114300" distR="114300" wp14:anchorId="6CEB6212" wp14:editId="1D1E343E">
               <wp:extent cx="190244" cy="458171"/>
               <wp:effectExtent l="0" t="0" r="635" b="0"/>
-              <wp:docPr id="794643814" name="image5.png"/>
+              <wp:docPr id="578043362" name="image5.png"/>
               <wp:cNvGraphicFramePr/>
               <a:graphic xmlns:a="http://schemas.openxmlformats.org/drawingml/2006/main">
                 <a:graphicData uri="http://schemas.openxmlformats.org/drawingml/2006/picture">
@@ -2606,7 +2606,7 @@
             <w:noProof/>
             <w:webHidden/>
           </w:rPr>
-          <w:instrText xml:space="preserve"> PAGEREF _Toc238116748 \h </w:instrText>
+          <w:instrText xml:space="preserve"> PAGEREF _Toc244006410 \h </w:instrText>
         </w:r>
         <w:r>
           <w:rPr>
@@ -2654,17 +2654,17 @@
           <w14:ligatures w14:val="standardContextual"/>
         </w:rPr>
       </w:pPr>
-      <w:hyperlink w:anchor="_Toc238116749" w:history="1">
+      <w:hyperlink w:anchor="_Toc244006411" w:history="1">
         <w:r>
           <w:rPr>
             <w:rStyle w:val="Hyperlink"/>
             <w:noProof/>
           </w:rPr>
           <w:drawing>
-            <wp:inline distT="114300" distB="114300" distL="114300" distR="114300" wp14:anchorId="5BC718C0" wp14:editId="000D5DE3">
+            <wp:inline distT="114300" distB="114300" distL="114300" distR="114300" wp14:anchorId="2AC6F0FD" wp14:editId="2D17D1CF">
               <wp:extent cx="304944" cy="391249"/>
               <wp:effectExtent l="0" t="0" r="0" b="2540"/>
-              <wp:docPr id="828021751" name="image2.png"/>
+              <wp:docPr id="726147604" name="image2.png"/>
               <wp:cNvGraphicFramePr/>
               <a:graphic xmlns:a="http://schemas.openxmlformats.org/drawingml/2006/main">
                 <a:graphicData uri="http://schemas.openxmlformats.org/drawingml/2006/picture">
@@ -2722,7 +2722,7 @@
             <w:noProof/>
             <w:webHidden/>
           </w:rPr>
-          <w:instrText xml:space="preserve"> PAGEREF _Toc238116749 \h </w:instrText>
+          <w:instrText xml:space="preserve"> PAGEREF _Toc244006411 \h </w:instrText>
         </w:r>
         <w:r>
           <w:rPr>
@@ -2770,17 +2770,17 @@
           <w14:ligatures w14:val="standardContextual"/>
         </w:rPr>
       </w:pPr>
-      <w:hyperlink w:anchor="_Toc238116750" w:history="1">
+      <w:hyperlink w:anchor="_Toc244006412" w:history="1">
         <w:r>
           <w:rPr>
             <w:rStyle w:val="Hyperlink"/>
             <w:noProof/>
           </w:rPr>
           <w:drawing>
-            <wp:inline distT="114300" distB="114300" distL="114300" distR="114300" wp14:anchorId="1BD782AB" wp14:editId="35BC8C40">
+            <wp:inline distT="114300" distB="114300" distL="114300" distR="114300" wp14:anchorId="05D8B903" wp14:editId="663E4E27">
               <wp:extent cx="384506" cy="407810"/>
               <wp:effectExtent l="0" t="0" r="0" b="0"/>
-              <wp:docPr id="96268251" name="image1.png"/>
+              <wp:docPr id="1154996845" name="image1.png"/>
               <wp:cNvGraphicFramePr/>
               <a:graphic xmlns:a="http://schemas.openxmlformats.org/drawingml/2006/main">
                 <a:graphicData uri="http://schemas.openxmlformats.org/drawingml/2006/picture">
@@ -2838,7 +2838,7 @@
             <w:noProof/>
             <w:webHidden/>
           </w:rPr>
-          <w:instrText xml:space="preserve"> PAGEREF _Toc238116750 \h </w:instrText>
+          <w:instrText xml:space="preserve"> PAGEREF _Toc244006412 \h </w:instrText>
         </w:r>
         <w:r>
           <w:rPr>
@@ -2886,17 +2886,17 @@
           <w14:ligatures w14:val="standardContextual"/>
         </w:rPr>
       </w:pPr>
-      <w:hyperlink w:anchor="_Toc238116751" w:history="1">
+      <w:hyperlink w:anchor="_Toc244006413" w:history="1">
         <w:r>
           <w:rPr>
             <w:rStyle w:val="Hyperlink"/>
             <w:noProof/>
           </w:rPr>
           <w:drawing>
-            <wp:inline distT="114300" distB="114300" distL="114300" distR="114300" wp14:anchorId="1D5D4839" wp14:editId="1EA86570">
+            <wp:inline distT="114300" distB="114300" distL="114300" distR="114300" wp14:anchorId="7F49127E" wp14:editId="3157744B">
               <wp:extent cx="564110" cy="174429"/>
               <wp:effectExtent l="0" t="0" r="0" b="3810"/>
-              <wp:docPr id="896647004" name="image9.png"/>
+              <wp:docPr id="52800276" name="image9.png"/>
               <wp:cNvGraphicFramePr/>
               <a:graphic xmlns:a="http://schemas.openxmlformats.org/drawingml/2006/main">
                 <a:graphicData uri="http://schemas.openxmlformats.org/drawingml/2006/picture">
@@ -2954,7 +2954,7 @@
             <w:noProof/>
             <w:webHidden/>
           </w:rPr>
-          <w:instrText xml:space="preserve"> PAGEREF _Toc238116751 \h </w:instrText>
+          <w:instrText xml:space="preserve"> PAGEREF _Toc244006413 \h </w:instrText>
         </w:r>
         <w:r>
           <w:rPr>
@@ -3004,7 +3004,7 @@
           <w14:ligatures w14:val="standardContextual"/>
         </w:rPr>
       </w:pPr>
-      <w:hyperlink w:anchor="_Toc238116752" w:history="1">
+      <w:hyperlink w:anchor="_Toc244006414" w:history="1">
         <w:r>
           <w:rPr>
             <w:rStyle w:val="Hyperlink"/>
@@ -3031,7 +3031,7 @@
             <w:noProof/>
             <w:webHidden/>
           </w:rPr>
-          <w:instrText xml:space="preserve"> PAGEREF _Toc238116752 \h </w:instrText>
+          <w:instrText xml:space="preserve"> PAGEREF _Toc244006414 \h </w:instrText>
         </w:r>
         <w:r>
           <w:rPr>
@@ -3081,7 +3081,7 @@
           <w14:ligatures w14:val="standardContextual"/>
         </w:rPr>
       </w:pPr>
-      <w:hyperlink w:anchor="_Toc238116753" w:history="1">
+      <w:hyperlink w:anchor="_Toc244006415" w:history="1">
         <w:r>
           <w:rPr>
             <w:rStyle w:val="Hyperlink"/>
@@ -3108,7 +3108,7 @@
             <w:noProof/>
             <w:webHidden/>
           </w:rPr>
-          <w:instrText xml:space="preserve"> PAGEREF _Toc238116753 \h </w:instrText>
+          <w:instrText xml:space="preserve"> PAGEREF _Toc244006415 \h </w:instrText>
         </w:r>
         <w:r>
           <w:rPr>
@@ -3156,7 +3156,7 @@
           <w14:ligatures w14:val="standardContextual"/>
         </w:rPr>
       </w:pPr>
-      <w:hyperlink w:anchor="_Toc238116754" w:history="1">
+      <w:hyperlink w:anchor="_Toc244006416" w:history="1">
         <w:r>
           <w:rPr>
             <w:rStyle w:val="Hyperlink"/>
@@ -3183,7 +3183,7 @@
             <w:noProof/>
             <w:webHidden/>
           </w:rPr>
-          <w:instrText xml:space="preserve"> PAGEREF _Toc238116754 \h </w:instrText>
+          <w:instrText xml:space="preserve"> PAGEREF _Toc244006416 \h </w:instrText>
         </w:r>
         <w:r>
           <w:rPr>
@@ -3231,7 +3231,7 @@
           <w14:ligatures w14:val="standardContextual"/>
         </w:rPr>
       </w:pPr>
-      <w:hyperlink w:anchor="_Toc238116755" w:history="1">
+      <w:hyperlink w:anchor="_Toc244006417" w:history="1">
         <w:r>
           <w:rPr>
             <w:rStyle w:val="Hyperlink"/>
@@ -3258,7 +3258,7 @@
             <w:noProof/>
             <w:webHidden/>
           </w:rPr>
-          <w:instrText xml:space="preserve"> PAGEREF _Toc238116755 \h </w:instrText>
+          <w:instrText xml:space="preserve"> PAGEREF _Toc244006417 \h </w:instrText>
         </w:r>
         <w:r>
           <w:rPr>
@@ -3306,7 +3306,7 @@
           <w14:ligatures w14:val="standardContextual"/>
         </w:rPr>
       </w:pPr>
-      <w:hyperlink w:anchor="_Toc238116756" w:history="1">
+      <w:hyperlink w:anchor="_Toc244006418" w:history="1">
         <w:r>
           <w:rPr>
             <w:rStyle w:val="Hyperlink"/>
@@ -3333,7 +3333,7 @@
             <w:noProof/>
             <w:webHidden/>
           </w:rPr>
-          <w:instrText xml:space="preserve"> PAGEREF _Toc238116756 \h </w:instrText>
+          <w:instrText xml:space="preserve"> PAGEREF _Toc244006418 \h </w:instrText>
         </w:r>
         <w:r>
           <w:rPr>
@@ -3383,7 +3383,7 @@
           <w14:ligatures w14:val="standardContextual"/>
         </w:rPr>
       </w:pPr>
-      <w:hyperlink w:anchor="_Toc238116757" w:history="1">
+      <w:hyperlink w:anchor="_Toc244006419" w:history="1">
         <w:r>
           <w:rPr>
             <w:rStyle w:val="Hyperlink"/>
@@ -3410,7 +3410,7 @@
             <w:noProof/>
             <w:webHidden/>
           </w:rPr>
-          <w:instrText xml:space="preserve"> PAGEREF _Toc238116757 \h </w:instrText>
+          <w:instrText xml:space="preserve"> PAGEREF _Toc244006419 \h </w:instrText>
         </w:r>
         <w:r>
           <w:rPr>
@@ -3459,7 +3459,7 @@
       <w:pPr>
         <w:pStyle w:val="Heading1"/>
       </w:pPr>
-      <w:bookmarkStart w:id="5" w:name="_Toc238116719"/>
+      <w:bookmarkStart w:id="5" w:name="_Toc244006381"/>
       <w:r>
         <w:t>Disclaimer</w:t>
       </w:r>
@@ -3566,7 +3566,7 @@
         <w:pStyle w:val="Heading1"/>
       </w:pPr>
       <w:bookmarkStart w:id="6" w:name="_Toc237881045"/>
-      <w:bookmarkStart w:id="7" w:name="_Toc238116720"/>
+      <w:bookmarkStart w:id="7" w:name="_Toc244006382"/>
       <w:r>
         <w:t>License</w:t>
       </w:r>
@@ -3702,7 +3702,7 @@
       </w:pPr>
       <w:bookmarkStart w:id="14" w:name="_hphd6u1atlkg" w:colFirst="0" w:colLast="0"/>
       <w:bookmarkStart w:id="15" w:name="_Toc237881046"/>
-      <w:bookmarkStart w:id="16" w:name="_Toc238116721"/>
+      <w:bookmarkStart w:id="16" w:name="_Toc244006383"/>
       <w:bookmarkEnd w:id="14"/>
       <w:r>
         <w:t>Change Log</w:t>
@@ -3830,7 +3830,7 @@
       </w:pPr>
       <w:bookmarkStart w:id="18" w:name="_2hx3ox5teib8" w:colFirst="0" w:colLast="0"/>
       <w:bookmarkStart w:id="19" w:name="_Toc237881047"/>
-      <w:bookmarkStart w:id="20" w:name="_Toc238116722"/>
+      <w:bookmarkStart w:id="20" w:name="_Toc244006384"/>
       <w:bookmarkEnd w:id="18"/>
       <w:r>
         <w:lastRenderedPageBreak/>
@@ -3862,7 +3862,7 @@
       </w:pPr>
       <w:bookmarkStart w:id="21" w:name="_nt0cit7i0058" w:colFirst="0" w:colLast="0"/>
       <w:bookmarkStart w:id="22" w:name="_Toc237881048"/>
-      <w:bookmarkStart w:id="23" w:name="_Toc238116723"/>
+      <w:bookmarkStart w:id="23" w:name="_Toc244006385"/>
       <w:bookmarkEnd w:id="21"/>
       <w:r>
         <w:t>Mindset</w:t>
@@ -3893,7 +3893,7 @@
       </w:pPr>
       <w:bookmarkStart w:id="24" w:name="_p1kmmiim6w1z" w:colFirst="0" w:colLast="0"/>
       <w:bookmarkStart w:id="25" w:name="_Toc237881049"/>
-      <w:bookmarkStart w:id="26" w:name="_Toc238116724"/>
+      <w:bookmarkStart w:id="26" w:name="_Toc244006386"/>
       <w:bookmarkEnd w:id="24"/>
       <w:r>
         <w:t>Energy Management</w:t>
@@ -4061,7 +4061,7 @@
       </w:pPr>
       <w:bookmarkStart w:id="28" w:name="_8b5aa27pfjis" w:colFirst="0" w:colLast="0"/>
       <w:bookmarkStart w:id="29" w:name="_Toc237881050"/>
-      <w:bookmarkStart w:id="30" w:name="_Toc238116725"/>
+      <w:bookmarkStart w:id="30" w:name="_Toc244006387"/>
       <w:bookmarkEnd w:id="28"/>
       <w:r>
         <w:t>Instruments</w:t>
@@ -4105,7 +4105,7 @@
         </w:rPr>
       </w:pPr>
       <w:bookmarkStart w:id="32" w:name="_Toc237881051"/>
-      <w:bookmarkStart w:id="33" w:name="_Toc238116726"/>
+      <w:bookmarkStart w:id="33" w:name="_Toc244006388"/>
       <w:r>
         <w:t>Horizon</w:t>
       </w:r>
@@ -4280,7 +4280,7 @@
       </w:pPr>
       <w:bookmarkStart w:id="34" w:name="_dw7iq38z1ymx" w:colFirst="0" w:colLast="0"/>
       <w:bookmarkStart w:id="35" w:name="_Toc237881052"/>
-      <w:bookmarkStart w:id="36" w:name="_Toc238116727"/>
+      <w:bookmarkStart w:id="36" w:name="_Toc244006389"/>
       <w:bookmarkEnd w:id="34"/>
       <w:r>
         <w:t>Angle of Attack</w:t>
@@ -4530,7 +4530,7 @@
       </w:pPr>
       <w:bookmarkStart w:id="37" w:name="_7e38nnc87p67" w:colFirst="0" w:colLast="0"/>
       <w:bookmarkStart w:id="38" w:name="_Toc237881053"/>
-      <w:bookmarkStart w:id="39" w:name="_Toc238116728"/>
+      <w:bookmarkStart w:id="39" w:name="_Toc244006390"/>
       <w:bookmarkEnd w:id="37"/>
       <w:r>
         <w:t>Load Factor</w:t>
@@ -4773,7 +4773,7 @@
       <w:pPr>
         <w:pStyle w:val="Heading2"/>
       </w:pPr>
-      <w:bookmarkStart w:id="42" w:name="_Toc238116729"/>
+      <w:bookmarkStart w:id="42" w:name="_Toc244006391"/>
       <w:r>
         <w:lastRenderedPageBreak/>
         <w:t>Controls</w:t>
@@ -4792,7 +4792,7 @@
       </w:pPr>
       <w:bookmarkStart w:id="43" w:name="_rbna39p1w887" w:colFirst="0" w:colLast="0"/>
       <w:bookmarkStart w:id="44" w:name="_Toc237881055"/>
-      <w:bookmarkStart w:id="45" w:name="_Toc238116730"/>
+      <w:bookmarkStart w:id="45" w:name="_Toc244006392"/>
       <w:bookmarkEnd w:id="43"/>
       <w:r>
         <w:t>Pitch</w:t>
@@ -4838,7 +4838,7 @@
       </w:pPr>
       <w:bookmarkStart w:id="46" w:name="_czdolbew8ptc" w:colFirst="0" w:colLast="0"/>
       <w:bookmarkStart w:id="47" w:name="_Toc237881056"/>
-      <w:bookmarkStart w:id="48" w:name="_Toc238116731"/>
+      <w:bookmarkStart w:id="48" w:name="_Toc244006393"/>
       <w:bookmarkEnd w:id="46"/>
       <w:r>
         <w:t>Ailerons</w:t>
@@ -4869,7 +4869,7 @@
       </w:pPr>
       <w:bookmarkStart w:id="49" w:name="_ctkeecnfclq" w:colFirst="0" w:colLast="0"/>
       <w:bookmarkStart w:id="50" w:name="_Toc237881057"/>
-      <w:bookmarkStart w:id="51" w:name="_Toc238116732"/>
+      <w:bookmarkStart w:id="51" w:name="_Toc244006394"/>
       <w:bookmarkEnd w:id="49"/>
       <w:r>
         <w:t>Rudder</w:t>
@@ -4926,7 +4926,7 @@
       <w:pPr>
         <w:pStyle w:val="Heading2"/>
       </w:pPr>
-      <w:bookmarkStart w:id="53" w:name="_Toc238116733"/>
+      <w:bookmarkStart w:id="53" w:name="_Toc244006395"/>
       <w:r>
         <w:t>Parameters</w:t>
       </w:r>
@@ -5106,7 +5106,7 @@
       <w:pPr>
         <w:pStyle w:val="Heading2"/>
       </w:pPr>
-      <w:bookmarkStart w:id="55" w:name="_Toc238116734"/>
+      <w:bookmarkStart w:id="55" w:name="_Toc244006396"/>
       <w:r>
         <w:t>The Box</w:t>
       </w:r>
@@ -5149,7 +5149,7 @@
         <w:pStyle w:val="Heading1"/>
       </w:pPr>
       <w:bookmarkStart w:id="58" w:name="_Toc237881060"/>
-      <w:bookmarkStart w:id="59" w:name="_Toc238116735"/>
+      <w:bookmarkStart w:id="59" w:name="_Toc244006397"/>
       <w:r>
         <w:lastRenderedPageBreak/>
         <w:t>Exercises</w:t>
@@ -5188,7 +5188,7 @@
       </w:pPr>
       <w:bookmarkStart w:id="60" w:name="_su5vv3m4dfy" w:colFirst="0" w:colLast="0"/>
       <w:bookmarkStart w:id="61" w:name="_Toc237881061"/>
-      <w:bookmarkStart w:id="62" w:name="_Toc238116736"/>
+      <w:bookmarkStart w:id="62" w:name="_Toc244006398"/>
       <w:bookmarkEnd w:id="60"/>
       <w:r>
         <w:t>Lines</w:t>
@@ -5330,7 +5330,7 @@
       </w:pPr>
       <w:bookmarkStart w:id="64" w:name="_e4etptrwg43n" w:colFirst="0" w:colLast="0"/>
       <w:bookmarkStart w:id="65" w:name="_Toc237881062"/>
-      <w:bookmarkStart w:id="66" w:name="_Toc238116737"/>
+      <w:bookmarkStart w:id="66" w:name="_Toc244006399"/>
       <w:bookmarkEnd w:id="64"/>
       <w:r>
         <w:t>Rolls</w:t>
@@ -5497,7 +5497,7 @@
       </w:pPr>
       <w:bookmarkStart w:id="67" w:name="_canxhduz9ysz" w:colFirst="0" w:colLast="0"/>
       <w:bookmarkStart w:id="68" w:name="_Toc237881063"/>
-      <w:bookmarkStart w:id="69" w:name="_Toc238116738"/>
+      <w:bookmarkStart w:id="69" w:name="_Toc244006400"/>
       <w:bookmarkEnd w:id="67"/>
       <w:r>
         <w:t>Turns</w:t>
@@ -5525,37 +5525,7 @@
     <w:p/>
     <w:p>
       <w:r>
-        <w:t>Accordingly,</w:t>
-      </w:r>
-      <w:r>
-        <w:t xml:space="preserve"> and immediately, pitch </w:t>
-      </w:r>
-      <w:r>
-        <w:t>aft</w:t>
-      </w:r>
-      <w:r>
-        <w:t xml:space="preserve"> </w:t>
-      </w:r>
-      <w:r>
-        <w:t>to</w:t>
-      </w:r>
-      <w:r>
-        <w:t xml:space="preserve"> </w:t>
-      </w:r>
-      <w:r>
-        <w:t>set</w:t>
-      </w:r>
-      <w:r>
-        <w:t xml:space="preserve"> the Turn </w:t>
-      </w:r>
-      <w:r>
-        <w:t>Rate/Radius</w:t>
-      </w:r>
-      <w:r>
-        <w:t xml:space="preserve"> </w:t>
-      </w:r>
-      <w:r>
-        <w:t xml:space="preserve">by </w:t>
+        <w:t xml:space="preserve">Accordingly, and immediately, pitch aft to set the Turn Rate/Radius by </w:t>
       </w:r>
       <w:r>
         <w:t>imposing a</w:t>
@@ -5564,43 +5534,19 @@
         <w:t xml:space="preserve"> constant</w:t>
       </w:r>
       <w:r>
-        <w:t xml:space="preserve"> Load </w:t>
-      </w:r>
-      <w:r>
-        <w:t>Factor.</w:t>
-      </w:r>
-      <w:r>
-        <w:t xml:space="preserve"> </w:t>
-      </w:r>
-      <w:r>
-        <w:t>Use</w:t>
-      </w:r>
-      <w:r>
-        <w:t xml:space="preserve"> </w:t>
-      </w:r>
-      <w:r>
-        <w:t xml:space="preserve">the Ailerons to keep flight levelled: if plane is diving reduce slightly the bank, if climbing increment </w:t>
+        <w:t xml:space="preserve"> Load Factor. Use the Ailerons to keep flight levelled: if plane is diving reduce slightly the bank, if climbing increment </w:t>
       </w:r>
       <w:r>
         <w:t xml:space="preserve">a bit </w:t>
       </w:r>
       <w:r>
-        <w:t>the bank.</w:t>
-      </w:r>
-      <w:r>
-        <w:t xml:space="preserve"> Use the horizon to evaluate the pitch attitude, and a reference line on the ground (a runway, a road, a river, etc.) to maintain awareness of the degrees of turn completed.</w:t>
+        <w:t>the bank. Use the horizon to evaluate the pitch attitude, and a reference line on the ground (a runway, a road, a river, etc.) to maintain awareness of the degrees of turn completed.</w:t>
       </w:r>
     </w:p>
     <w:p/>
     <w:p>
       <w:r>
-        <w:t xml:space="preserve">Do not intentionally cause an accelerated stall. Evaluate the right parameters to keep speed and Load Factor constant during the turn, without exceeding the limits. </w:t>
-      </w:r>
-      <w:r>
-        <w:t xml:space="preserve">Use small Aileron corrections to maintain a level plane of motion. </w:t>
-      </w:r>
-      <w:r>
-        <w:t>In case an accelerated stall occurs, immediately interrupt the exercise, unload the pitch (push) to reduce the Load Factor, and execute the recovery described below.</w:t>
+        <w:t>Do not intentionally cause an accelerated stall. Evaluate the right parameters to keep speed and Load Factor constant during the turn, without exceeding the limits. Use small Aileron corrections to maintain a level plane of motion. In case an accelerated stall occurs, immediately interrupt the exercise, unload the pitch (push) to reduce the Load Factor, and execute the recovery described below.</w:t>
       </w:r>
     </w:p>
     <w:p/>
@@ -5703,7 +5649,7 @@
         <w:pStyle w:val="Heading3"/>
       </w:pPr>
       <w:bookmarkStart w:id="70" w:name="_Toc237881064"/>
-      <w:bookmarkStart w:id="71" w:name="_Toc238116739"/>
+      <w:bookmarkStart w:id="71" w:name="_Toc244006401"/>
       <w:r>
         <w:lastRenderedPageBreak/>
         <w:t>Accelerated Stall Recovery</w:t>
@@ -5728,7 +5674,7 @@
       </w:pPr>
       <w:bookmarkStart w:id="72" w:name="_uzfv541myw27" w:colFirst="0" w:colLast="0"/>
       <w:bookmarkStart w:id="73" w:name="_Toc237881065"/>
-      <w:bookmarkStart w:id="74" w:name="_Toc238116740"/>
+      <w:bookmarkStart w:id="74" w:name="_Toc244006402"/>
       <w:bookmarkEnd w:id="72"/>
       <w:r>
         <w:t>Stall</w:t>
@@ -5853,7 +5799,7 @@
         <w:pStyle w:val="Heading3"/>
       </w:pPr>
       <w:bookmarkStart w:id="75" w:name="_Toc237881066"/>
-      <w:bookmarkStart w:id="76" w:name="_Toc238116741"/>
+      <w:bookmarkStart w:id="76" w:name="_Toc244006403"/>
       <w:r>
         <w:lastRenderedPageBreak/>
         <w:t>Spin Recovery</w:t>
@@ -5895,7 +5841,7 @@
         <w:pStyle w:val="Heading2"/>
       </w:pPr>
       <w:bookmarkStart w:id="77" w:name="_Toc237881067"/>
-      <w:bookmarkStart w:id="78" w:name="_Toc238116742"/>
+      <w:bookmarkStart w:id="78" w:name="_Toc244006404"/>
       <w:r>
         <w:t>Freestyle</w:t>
       </w:r>
@@ -5930,7 +5876,7 @@
       </w:pPr>
       <w:bookmarkStart w:id="80" w:name="_q6v8opcyz0q8" w:colFirst="0" w:colLast="0"/>
       <w:bookmarkStart w:id="81" w:name="_Toc237881068"/>
-      <w:bookmarkStart w:id="82" w:name="_Toc238116743"/>
+      <w:bookmarkStart w:id="82" w:name="_Toc244006405"/>
       <w:bookmarkEnd w:id="80"/>
       <w:r>
         <w:lastRenderedPageBreak/>
@@ -5962,7 +5908,7 @@
       </w:pPr>
       <w:bookmarkStart w:id="83" w:name="_cka08uha6qv3" w:colFirst="0" w:colLast="0"/>
       <w:bookmarkStart w:id="84" w:name="_Toc237881069"/>
-      <w:bookmarkStart w:id="85" w:name="_Toc238116744"/>
+      <w:bookmarkStart w:id="85" w:name="_Toc244006406"/>
       <w:bookmarkEnd w:id="83"/>
       <w:r>
         <w:t>Ailerons-Roll</w:t>
@@ -5986,7 +5932,7 @@
         <w:pStyle w:val="Heading2"/>
       </w:pPr>
       <w:bookmarkStart w:id="86" w:name="_Toc237881070"/>
-      <w:bookmarkStart w:id="87" w:name="_Toc238116745"/>
+      <w:bookmarkStart w:id="87" w:name="_Toc244006407"/>
       <w:r>
         <w:t>Slow-Roll</w:t>
       </w:r>
@@ -6030,7 +5976,7 @@
       </w:pPr>
       <w:bookmarkStart w:id="89" w:name="_vf43wlbjwwnv" w:colFirst="0" w:colLast="0"/>
       <w:bookmarkStart w:id="90" w:name="_Toc237881071"/>
-      <w:bookmarkStart w:id="91" w:name="_Toc238116746"/>
+      <w:bookmarkStart w:id="91" w:name="_Toc244006408"/>
       <w:bookmarkEnd w:id="89"/>
       <w:r>
         <w:lastRenderedPageBreak/>
@@ -6062,7 +6008,7 @@
       </w:pPr>
       <w:bookmarkStart w:id="92" w:name="_5sahuhxpbwnn" w:colFirst="0" w:colLast="0"/>
       <w:bookmarkStart w:id="93" w:name="_Toc237881072"/>
-      <w:bookmarkStart w:id="94" w:name="_Toc238116747"/>
+      <w:bookmarkStart w:id="94" w:name="_Toc244006409"/>
       <w:bookmarkEnd w:id="92"/>
       <w:r>
         <w:rPr>
@@ -6145,7 +6091,7 @@
       </w:pPr>
       <w:bookmarkStart w:id="95" w:name="_kbhwrdwdu2jr" w:colFirst="0" w:colLast="0"/>
       <w:bookmarkStart w:id="96" w:name="_Toc237881073"/>
-      <w:bookmarkStart w:id="97" w:name="_Toc238116748"/>
+      <w:bookmarkStart w:id="97" w:name="_Toc244006410"/>
       <w:bookmarkEnd w:id="95"/>
       <w:r>
         <w:rPr>
@@ -6216,7 +6162,7 @@
         <w:pStyle w:val="Heading2"/>
       </w:pPr>
       <w:bookmarkStart w:id="98" w:name="_Toc237881074"/>
-      <w:bookmarkStart w:id="99" w:name="_Toc238116749"/>
+      <w:bookmarkStart w:id="99" w:name="_Toc244006411"/>
       <w:r>
         <w:rPr>
           <w:noProof/>
@@ -6287,7 +6233,7 @@
       </w:pPr>
       <w:bookmarkStart w:id="101" w:name="_b1z817m2w9c3" w:colFirst="0" w:colLast="0"/>
       <w:bookmarkStart w:id="102" w:name="_Toc237881075"/>
-      <w:bookmarkStart w:id="103" w:name="_Toc238116750"/>
+      <w:bookmarkStart w:id="103" w:name="_Toc244006412"/>
       <w:bookmarkEnd w:id="101"/>
       <w:r>
         <w:rPr>
@@ -6359,7 +6305,7 @@
       </w:pPr>
       <w:bookmarkStart w:id="104" w:name="_v69aa28a855s" w:colFirst="0" w:colLast="0"/>
       <w:bookmarkStart w:id="105" w:name="_Toc237881076"/>
-      <w:bookmarkStart w:id="106" w:name="_Toc238116751"/>
+      <w:bookmarkStart w:id="106" w:name="_Toc244006413"/>
       <w:bookmarkEnd w:id="104"/>
       <w:r>
         <w:rPr>
@@ -6459,7 +6405,7 @@
         <w:pStyle w:val="Heading1"/>
       </w:pPr>
       <w:bookmarkStart w:id="108" w:name="_Toc237881077"/>
-      <w:bookmarkStart w:id="109" w:name="_Toc238116752"/>
+      <w:bookmarkStart w:id="109" w:name="_Toc244006414"/>
       <w:r>
         <w:lastRenderedPageBreak/>
         <w:t>Glossary</w:t>
@@ -7542,7 +7488,7 @@
         <w:pStyle w:val="Heading1"/>
       </w:pPr>
       <w:bookmarkStart w:id="111" w:name="_Toc237881078"/>
-      <w:bookmarkStart w:id="112" w:name="_Toc238116753"/>
+      <w:bookmarkStart w:id="112" w:name="_Toc244006415"/>
       <w:r>
         <w:lastRenderedPageBreak/>
         <w:t>External links</w:t>
@@ -7556,7 +7502,7 @@
       </w:pPr>
       <w:bookmarkStart w:id="113" w:name="_9eyatmktdxux" w:colFirst="0" w:colLast="0"/>
       <w:bookmarkStart w:id="114" w:name="_Toc237881079"/>
-      <w:bookmarkStart w:id="115" w:name="_Toc238116754"/>
+      <w:bookmarkStart w:id="115" w:name="_Toc244006416"/>
       <w:bookmarkEnd w:id="113"/>
       <w:r>
         <w:t>Bibliography</w:t>
@@ -7687,7 +7633,7 @@
       </w:pPr>
       <w:bookmarkStart w:id="116" w:name="_t2wbnryimgob" w:colFirst="0" w:colLast="0"/>
       <w:bookmarkStart w:id="117" w:name="_Toc237881080"/>
-      <w:bookmarkStart w:id="118" w:name="_Toc238116755"/>
+      <w:bookmarkStart w:id="118" w:name="_Toc244006417"/>
       <w:bookmarkEnd w:id="116"/>
       <w:r>
         <w:t>Simulator</w:t>
@@ -7793,7 +7739,7 @@
       </w:pPr>
       <w:bookmarkStart w:id="119" w:name="_tp4sg5x64u44" w:colFirst="0" w:colLast="0"/>
       <w:bookmarkStart w:id="120" w:name="_Toc237881081"/>
-      <w:bookmarkStart w:id="121" w:name="_Toc238116756"/>
+      <w:bookmarkStart w:id="121" w:name="_Toc244006418"/>
       <w:bookmarkEnd w:id="119"/>
       <w:r>
         <w:t>Software</w:t>
@@ -7841,7 +7787,7 @@
       <w:pPr>
         <w:pStyle w:val="Heading1"/>
       </w:pPr>
-      <w:bookmarkStart w:id="122" w:name="_Toc238116757"/>
+      <w:bookmarkStart w:id="122" w:name="_Toc244006419"/>
       <w:r>
         <w:lastRenderedPageBreak/>
         <w:t>Credits</w:t>
@@ -7850,7 +7796,7 @@
     </w:p>
     <w:p>
       <w:r>
-        <w:t>Every image in this book is either original work prepared for it, or material whose source is public domain. Nothing is used without a licence that permits it.</w:t>
+        <w:t>Every image in this book is either original work prepared for it, or material in the public domain or released under a free licence. Nothing is used without a licence that permits it.</w:t>
       </w:r>
     </w:p>
     <w:p/>
@@ -7864,7 +7810,7 @@
         <w:jc w:val="left"/>
       </w:pPr>
       <w:r>
-        <w:t>Cover photograph. “Zlin 50LS SP-AUC (Żelazny 6)”, Kuba Bożanowski from Warsaw, Poland, via Wikimedia Commons, available at https://en.wikipedia.org/wiki/File:Zlin_50LS_SP-AUC_(%C5%BBelazny_6)_(3603508043).jpg</w:t>
+        <w:t>Cover photograph. “Zlin 50LS SP-AUC (Żelazny 6)”, Kuba Bożanowski from Warsaw, Poland, via Wikimedia Commons, licensed under Creative Commons Attribution 2.0 Generic (CC BY 2.0, https://creativecommons.org/licenses/by/2.0/), available at https://en.wikipedia.org/wiki/File:Zlin_50LS_SP-AUC_(%C5%BBelazny_6)_(3603508043).jpg</w:t>
       </w:r>
     </w:p>
     <w:p>
@@ -7890,7 +7836,7 @@
         <w:jc w:val="left"/>
       </w:pPr>
       <w:r>
-        <w:t>The cockpit horizon photograph, in Horizon, by Ioana Koglbauer, available at: https://www.researchgate.net/figure/sual-cues-for-the-control-of-aircrafts-spatial-attitude-by-visual-reference-to-the_fig1_312173853</w:t>
+        <w:t>Cockpit horizon illustration, in Horizon. Original artwork prepared for this book.</w:t>
       </w:r>
     </w:p>
     <w:p>
@@ -7903,7 +7849,7 @@
         <w:jc w:val="left"/>
       </w:pPr>
       <w:r>
-        <w:t>The wing tip sight photograph, in Horizon, is from AOPA Foundation, available at: https://www.aopa.org/news-and-media/all-news/2025/december/pilot/its-a-stunner</w:t>
+        <w:t>Wing tip sight illustration, in Horizon. Original artwork prepared for this book.</w:t>
       </w:r>
     </w:p>
     <w:p>
@@ -7965,7 +7911,7 @@
 </file>
 
 <file path=word/endnotes.xml><?xml version="1.0" encoding="utf-8"?>
-<w:endnotes xmlns:wpc="http://schemas.microsoft.com/office/word/2010/wordprocessingCanvas" xmlns:cx="http://schemas.microsoft.com/office/drawing/2014/chartex" xmlns:cx1="http://schemas.microsoft.com/office/drawing/2015/9/8/chartex" xmlns:cx2="http://schemas.microsoft.com/office/drawing/2015/10/21/chartex" xmlns:cx3="http://schemas.microsoft.com/office/drawing/2016/5/9/chartex" xmlns:cx4="http://schemas.microsoft.com/office/drawing/2016/5/10/chartex" xmlns:cx5="http://schemas.microsoft.com/office/drawing/2016/5/11/chartex" xmlns:cx6="http://schemas.microsoft.com/office/drawing/2016/5/12/chartex" xmlns:cx7="http://schemas.microsoft.com/office/drawing/2016/5/13/chartex" xmlns:cx8="http://schemas.microsoft.com/office/drawing/2016/5/14/chartex" xmlns:mc="http://schemas.openxmlformats.org/markup-compatibility/2006" xmlns:m="http://schemas.openxmlformats.org/officeDocument/2006/math" xmlns:aink="http://schemas.microsoft.com/office/drawing/2016/ink" xmlns:am3d="http://schemas.microsoft.com/office/drawing/2017/model3d" xmlns:oel="http://schemas.microsoft.com/office/2019/extlst" xmlns:r="http://schemas.openxmlformats.org/officeDocument/2006/relationships" xmlns:wp14="http://schemas.microsoft.com/office/word/2010/wordprocessingDrawing" xmlns:wp="http://schemas.openxmlformats.org/drawingml/2006/wordprocessingDrawing" xmlns:wpg="http://schemas.microsoft.com/office/word/2010/wordprocessingGroup" xmlns:wpi="http://schemas.microsoft.com/office/word/2010/wordprocessingInk" xmlns:wps="http://schemas.microsoft.com/office/word/2010/wordprocessingShape" xmlns:o="urn:schemas-microsoft-com:office:office" xmlns:v="urn:schemas-microsoft-com:vml" xmlns:w10="urn:schemas-microsoft-com:office:word" xmlns:w="http://schemas.openxmlformats.org/wordprocessingml/2006/main" xmlns:w14="http://schemas.microsoft.com/office/word/2010/wordml" xmlns:w15="http://schemas.microsoft.com/office/word/2012/wordml" xmlns:w16cei="http://schemas.microsoft.com/office/word/2026/wordml/cei" xmlns:w16cex="http://schemas.microsoft.com/office/word/2018/wordml/cex" xmlns:w16cid="http://schemas.microsoft.com/office/word/2016/wordml/cid" xmlns:w16="http://schemas.microsoft.com/office/word/2018/wordml" xmlns:w16sdtdh="http://schemas.microsoft.com/office/word/2020/wordml/sdtdatahash" xmlns:w16sdtfl="http://schemas.microsoft.com/office/word/2024/wordml/sdtformatlock" xmlns:w16se="http://schemas.microsoft.com/office/word/2015/wordml/symex" xmlns:w16du="http://schemas.microsoft.com/office/word/2023/wordml/word16du" xmlns:wne="http://schemas.microsoft.com/office/word/2006/wordml" mc:Ignorable="w14 w15 w16se w16cid w16 w16cex w16sdtdh w16sdtfl w16du wp14">
+<w:endnotes xmlns:wpc="http://schemas.microsoft.com/office/word/2010/wordprocessingCanvas" xmlns:cx="http://schemas.microsoft.com/office/drawing/2014/chartex" xmlns:cx1="http://schemas.microsoft.com/office/drawing/2015/9/8/chartex" xmlns:cx2="http://schemas.microsoft.com/office/drawing/2015/10/21/chartex" xmlns:cx3="http://schemas.microsoft.com/office/drawing/2016/5/9/chartex" xmlns:cx4="http://schemas.microsoft.com/office/drawing/2016/5/10/chartex" xmlns:cx5="http://schemas.microsoft.com/office/drawing/2016/5/11/chartex" xmlns:cx6="http://schemas.microsoft.com/office/drawing/2016/5/12/chartex" xmlns:cx7="http://schemas.microsoft.com/office/drawing/2016/5/13/chartex" xmlns:cx8="http://schemas.microsoft.com/office/drawing/2016/5/14/chartex" xmlns:mc="http://schemas.openxmlformats.org/markup-compatibility/2006" xmlns:m="http://schemas.openxmlformats.org/officeDocument/2006/math" xmlns:aink="http://schemas.microsoft.com/office/drawing/2016/ink" xmlns:am3d="http://schemas.microsoft.com/office/drawing/2017/model3d" xmlns:oel="http://schemas.microsoft.com/office/2019/extlst" xmlns:r="http://schemas.openxmlformats.org/officeDocument/2006/relationships" xmlns:wp14="http://schemas.microsoft.com/office/word/2010/wordprocessingDrawing" xmlns:wp="http://schemas.openxmlformats.org/drawingml/2006/wordprocessingDrawing" xmlns:wpg="http://schemas.microsoft.com/office/word/2010/wordprocessingGroup" xmlns:wpi="http://schemas.microsoft.com/office/word/2010/wordprocessingInk" xmlns:wps="http://schemas.microsoft.com/office/word/2010/wordprocessingShape" xmlns:o="urn:schemas-microsoft-com:office:office" xmlns:v="urn:schemas-microsoft-com:vml" xmlns:w10="urn:schemas-microsoft-com:office:word" xmlns:w="http://schemas.openxmlformats.org/wordprocessingml/2006/main" xmlns:w14="http://schemas.microsoft.com/office/word/2010/wordml" xmlns:w15="http://schemas.microsoft.com/office/word/2012/wordml" xmlns:w16cex="http://schemas.microsoft.com/office/word/2018/wordml/cex" xmlns:w16cid="http://schemas.microsoft.com/office/word/2016/wordml/cid" xmlns:w16="http://schemas.microsoft.com/office/word/2018/wordml" xmlns:w16sdtdh="http://schemas.microsoft.com/office/word/2020/wordml/sdtdatahash" xmlns:w16sdtfl="http://schemas.microsoft.com/office/word/2024/wordml/sdtformatlock" xmlns:w16se="http://schemas.microsoft.com/office/word/2015/wordml/symex" xmlns:w16du="http://schemas.microsoft.com/office/word/2023/wordml/word16du" xmlns:wne="http://schemas.microsoft.com/office/word/2006/wordml" mc:Ignorable="w14 w15 w16se w16cid w16 w16cex w16sdtdh w16sdtfl w16du wp14">
   <w:endnote w:type="separator" w:id="-1">
     <w:p>
       <w:pPr>
@@ -7990,7 +7936,7 @@
 </file>
 
 <file path=word/footer1.xml><?xml version="1.0" encoding="utf-8"?>
-<w:ftr xmlns:wpc="http://schemas.microsoft.com/office/word/2010/wordprocessingCanvas" xmlns:cx="http://schemas.microsoft.com/office/drawing/2014/chartex" xmlns:cx1="http://schemas.microsoft.com/office/drawing/2015/9/8/chartex" xmlns:cx2="http://schemas.microsoft.com/office/drawing/2015/10/21/chartex" xmlns:cx3="http://schemas.microsoft.com/office/drawing/2016/5/9/chartex" xmlns:cx4="http://schemas.microsoft.com/office/drawing/2016/5/10/chartex" xmlns:cx5="http://schemas.microsoft.com/office/drawing/2016/5/11/chartex" xmlns:cx6="http://schemas.microsoft.com/office/drawing/2016/5/12/chartex" xmlns:cx7="http://schemas.microsoft.com/office/drawing/2016/5/13/chartex" xmlns:cx8="http://schemas.microsoft.com/office/drawing/2016/5/14/chartex" xmlns:mc="http://schemas.openxmlformats.org/markup-compatibility/2006" xmlns:m="http://schemas.openxmlformats.org/officeDocument/2006/math" xmlns:aink="http://schemas.microsoft.com/office/drawing/2016/ink" xmlns:am3d="http://schemas.microsoft.com/office/drawing/2017/model3d" xmlns:oel="http://schemas.microsoft.com/office/2019/extlst" xmlns:r="http://schemas.openxmlformats.org/officeDocument/2006/relationships" xmlns:wp14="http://schemas.microsoft.com/office/word/2010/wordprocessingDrawing" xmlns:wp="http://schemas.openxmlformats.org/drawingml/2006/wordprocessingDrawing" xmlns:wpg="http://schemas.microsoft.com/office/word/2010/wordprocessingGroup" xmlns:wpi="http://schemas.microsoft.com/office/word/2010/wordprocessingInk" xmlns:wps="http://schemas.microsoft.com/office/word/2010/wordprocessingShape" xmlns:o="urn:schemas-microsoft-com:office:office" xmlns:v="urn:schemas-microsoft-com:vml" xmlns:w10="urn:schemas-microsoft-com:office:word" xmlns:w="http://schemas.openxmlformats.org/wordprocessingml/2006/main" xmlns:w14="http://schemas.microsoft.com/office/word/2010/wordml" xmlns:w15="http://schemas.microsoft.com/office/word/2012/wordml" xmlns:w16cei="http://schemas.microsoft.com/office/word/2026/wordml/cei" xmlns:w16cex="http://schemas.microsoft.com/office/word/2018/wordml/cex" xmlns:w16cid="http://schemas.microsoft.com/office/word/2016/wordml/cid" xmlns:w16="http://schemas.microsoft.com/office/word/2018/wordml" xmlns:w16sdtdh="http://schemas.microsoft.com/office/word/2020/wordml/sdtdatahash" xmlns:w16sdtfl="http://schemas.microsoft.com/office/word/2024/wordml/sdtformatlock" xmlns:w16se="http://schemas.microsoft.com/office/word/2015/wordml/symex" xmlns:w16du="http://schemas.microsoft.com/office/word/2023/wordml/word16du" xmlns:wne="http://schemas.microsoft.com/office/word/2006/wordml" mc:Ignorable="w14 w15 w16se w16cid w16 w16cex w16sdtdh w16sdtfl w16du wp14">
+<w:ftr xmlns:wpc="http://schemas.microsoft.com/office/word/2010/wordprocessingCanvas" xmlns:cx="http://schemas.microsoft.com/office/drawing/2014/chartex" xmlns:cx1="http://schemas.microsoft.com/office/drawing/2015/9/8/chartex" xmlns:cx2="http://schemas.microsoft.com/office/drawing/2015/10/21/chartex" xmlns:cx3="http://schemas.microsoft.com/office/drawing/2016/5/9/chartex" xmlns:cx4="http://schemas.microsoft.com/office/drawing/2016/5/10/chartex" xmlns:cx5="http://schemas.microsoft.com/office/drawing/2016/5/11/chartex" xmlns:cx6="http://schemas.microsoft.com/office/drawing/2016/5/12/chartex" xmlns:cx7="http://schemas.microsoft.com/office/drawing/2016/5/13/chartex" xmlns:cx8="http://schemas.microsoft.com/office/drawing/2016/5/14/chartex" xmlns:mc="http://schemas.openxmlformats.org/markup-compatibility/2006" xmlns:m="http://schemas.openxmlformats.org/officeDocument/2006/math" xmlns:aink="http://schemas.microsoft.com/office/drawing/2016/ink" xmlns:am3d="http://schemas.microsoft.com/office/drawing/2017/model3d" xmlns:oel="http://schemas.microsoft.com/office/2019/extlst" xmlns:r="http://schemas.openxmlformats.org/officeDocument/2006/relationships" xmlns:wp14="http://schemas.microsoft.com/office/word/2010/wordprocessingDrawing" xmlns:wp="http://schemas.openxmlformats.org/drawingml/2006/wordprocessingDrawing" xmlns:wpg="http://schemas.microsoft.com/office/word/2010/wordprocessingGroup" xmlns:wpi="http://schemas.microsoft.com/office/word/2010/wordprocessingInk" xmlns:wps="http://schemas.microsoft.com/office/word/2010/wordprocessingShape" xmlns:o="urn:schemas-microsoft-com:office:office" xmlns:v="urn:schemas-microsoft-com:vml" xmlns:w10="urn:schemas-microsoft-com:office:word" xmlns:w="http://schemas.openxmlformats.org/wordprocessingml/2006/main" xmlns:w14="http://schemas.microsoft.com/office/word/2010/wordml" xmlns:w15="http://schemas.microsoft.com/office/word/2012/wordml" xmlns:w16cex="http://schemas.microsoft.com/office/word/2018/wordml/cex" xmlns:w16cid="http://schemas.microsoft.com/office/word/2016/wordml/cid" xmlns:w16="http://schemas.microsoft.com/office/word/2018/wordml" xmlns:w16sdtdh="http://schemas.microsoft.com/office/word/2020/wordml/sdtdatahash" xmlns:w16sdtfl="http://schemas.microsoft.com/office/word/2024/wordml/sdtformatlock" xmlns:w16se="http://schemas.microsoft.com/office/word/2015/wordml/symex" xmlns:w16du="http://schemas.microsoft.com/office/word/2023/wordml/word16du" xmlns:wne="http://schemas.microsoft.com/office/word/2006/wordml" mc:Ignorable="w14 w15 w16se w16cid w16 w16cex w16sdtdh w16sdtfl w16du wp14">
   <w:p>
     <w:pPr>
       <w:jc w:val="right"/>
@@ -8018,13 +7964,13 @@
 </file>
 
 <file path=word/footer2.xml><?xml version="1.0" encoding="utf-8"?>
-<w:ftr xmlns:wpc="http://schemas.microsoft.com/office/word/2010/wordprocessingCanvas" xmlns:cx="http://schemas.microsoft.com/office/drawing/2014/chartex" xmlns:cx1="http://schemas.microsoft.com/office/drawing/2015/9/8/chartex" xmlns:cx2="http://schemas.microsoft.com/office/drawing/2015/10/21/chartex" xmlns:cx3="http://schemas.microsoft.com/office/drawing/2016/5/9/chartex" xmlns:cx4="http://schemas.microsoft.com/office/drawing/2016/5/10/chartex" xmlns:cx5="http://schemas.microsoft.com/office/drawing/2016/5/11/chartex" xmlns:cx6="http://schemas.microsoft.com/office/drawing/2016/5/12/chartex" xmlns:cx7="http://schemas.microsoft.com/office/drawing/2016/5/13/chartex" xmlns:cx8="http://schemas.microsoft.com/office/drawing/2016/5/14/chartex" xmlns:mc="http://schemas.openxmlformats.org/markup-compatibility/2006" xmlns:m="http://schemas.openxmlformats.org/officeDocument/2006/math" xmlns:aink="http://schemas.microsoft.com/office/drawing/2016/ink" xmlns:am3d="http://schemas.microsoft.com/office/drawing/2017/model3d" xmlns:oel="http://schemas.microsoft.com/office/2019/extlst" xmlns:r="http://schemas.openxmlformats.org/officeDocument/2006/relationships" xmlns:wp14="http://schemas.microsoft.com/office/word/2010/wordprocessingDrawing" xmlns:wp="http://schemas.openxmlformats.org/drawingml/2006/wordprocessingDrawing" xmlns:wpg="http://schemas.microsoft.com/office/word/2010/wordprocessingGroup" xmlns:wpi="http://schemas.microsoft.com/office/word/2010/wordprocessingInk" xmlns:wps="http://schemas.microsoft.com/office/word/2010/wordprocessingShape" xmlns:o="urn:schemas-microsoft-com:office:office" xmlns:v="urn:schemas-microsoft-com:vml" xmlns:w10="urn:schemas-microsoft-com:office:word" xmlns:w="http://schemas.openxmlformats.org/wordprocessingml/2006/main" xmlns:w14="http://schemas.microsoft.com/office/word/2010/wordml" xmlns:w15="http://schemas.microsoft.com/office/word/2012/wordml" xmlns:w16cei="http://schemas.microsoft.com/office/word/2026/wordml/cei" xmlns:w16cex="http://schemas.microsoft.com/office/word/2018/wordml/cex" xmlns:w16cid="http://schemas.microsoft.com/office/word/2016/wordml/cid" xmlns:w16="http://schemas.microsoft.com/office/word/2018/wordml" xmlns:w16sdtdh="http://schemas.microsoft.com/office/word/2020/wordml/sdtdatahash" xmlns:w16sdtfl="http://schemas.microsoft.com/office/word/2024/wordml/sdtformatlock" xmlns:w16se="http://schemas.microsoft.com/office/word/2015/wordml/symex" xmlns:w16du="http://schemas.microsoft.com/office/word/2023/wordml/word16du" xmlns:wne="http://schemas.microsoft.com/office/word/2006/wordml" mc:Ignorable="w14 w15 w16se w16cid w16 w16cex w16sdtdh w16sdtfl w16du wp14">
+<w:ftr xmlns:wpc="http://schemas.microsoft.com/office/word/2010/wordprocessingCanvas" xmlns:cx="http://schemas.microsoft.com/office/drawing/2014/chartex" xmlns:cx1="http://schemas.microsoft.com/office/drawing/2015/9/8/chartex" xmlns:cx2="http://schemas.microsoft.com/office/drawing/2015/10/21/chartex" xmlns:cx3="http://schemas.microsoft.com/office/drawing/2016/5/9/chartex" xmlns:cx4="http://schemas.microsoft.com/office/drawing/2016/5/10/chartex" xmlns:cx5="http://schemas.microsoft.com/office/drawing/2016/5/11/chartex" xmlns:cx6="http://schemas.microsoft.com/office/drawing/2016/5/12/chartex" xmlns:cx7="http://schemas.microsoft.com/office/drawing/2016/5/13/chartex" xmlns:cx8="http://schemas.microsoft.com/office/drawing/2016/5/14/chartex" xmlns:mc="http://schemas.openxmlformats.org/markup-compatibility/2006" xmlns:m="http://schemas.openxmlformats.org/officeDocument/2006/math" xmlns:aink="http://schemas.microsoft.com/office/drawing/2016/ink" xmlns:am3d="http://schemas.microsoft.com/office/drawing/2017/model3d" xmlns:oel="http://schemas.microsoft.com/office/2019/extlst" xmlns:r="http://schemas.openxmlformats.org/officeDocument/2006/relationships" xmlns:wp14="http://schemas.microsoft.com/office/word/2010/wordprocessingDrawing" xmlns:wp="http://schemas.openxmlformats.org/drawingml/2006/wordprocessingDrawing" xmlns:wpg="http://schemas.microsoft.com/office/word/2010/wordprocessingGroup" xmlns:wpi="http://schemas.microsoft.com/office/word/2010/wordprocessingInk" xmlns:wps="http://schemas.microsoft.com/office/word/2010/wordprocessingShape" xmlns:o="urn:schemas-microsoft-com:office:office" xmlns:v="urn:schemas-microsoft-com:vml" xmlns:w10="urn:schemas-microsoft-com:office:word" xmlns:w="http://schemas.openxmlformats.org/wordprocessingml/2006/main" xmlns:w14="http://schemas.microsoft.com/office/word/2010/wordml" xmlns:w15="http://schemas.microsoft.com/office/word/2012/wordml" xmlns:w16cex="http://schemas.microsoft.com/office/word/2018/wordml/cex" xmlns:w16cid="http://schemas.microsoft.com/office/word/2016/wordml/cid" xmlns:w16="http://schemas.microsoft.com/office/word/2018/wordml" xmlns:w16sdtdh="http://schemas.microsoft.com/office/word/2020/wordml/sdtdatahash" xmlns:w16sdtfl="http://schemas.microsoft.com/office/word/2024/wordml/sdtformatlock" xmlns:w16se="http://schemas.microsoft.com/office/word/2015/wordml/symex" xmlns:w16du="http://schemas.microsoft.com/office/word/2023/wordml/word16du" xmlns:wne="http://schemas.microsoft.com/office/word/2006/wordml" mc:Ignorable="w14 w15 w16se w16cid w16 w16cex w16sdtdh w16sdtfl w16du wp14">
   <w:p/>
 </w:ftr>
 </file>
 
 <file path=word/footnotes.xml><?xml version="1.0" encoding="utf-8"?>
-<w:footnotes xmlns:wpc="http://schemas.microsoft.com/office/word/2010/wordprocessingCanvas" xmlns:cx="http://schemas.microsoft.com/office/drawing/2014/chartex" xmlns:cx1="http://schemas.microsoft.com/office/drawing/2015/9/8/chartex" xmlns:cx2="http://schemas.microsoft.com/office/drawing/2015/10/21/chartex" xmlns:cx3="http://schemas.microsoft.com/office/drawing/2016/5/9/chartex" xmlns:cx4="http://schemas.microsoft.com/office/drawing/2016/5/10/chartex" xmlns:cx5="http://schemas.microsoft.com/office/drawing/2016/5/11/chartex" xmlns:cx6="http://schemas.microsoft.com/office/drawing/2016/5/12/chartex" xmlns:cx7="http://schemas.microsoft.com/office/drawing/2016/5/13/chartex" xmlns:cx8="http://schemas.microsoft.com/office/drawing/2016/5/14/chartex" xmlns:mc="http://schemas.openxmlformats.org/markup-compatibility/2006" xmlns:m="http://schemas.openxmlformats.org/officeDocument/2006/math" xmlns:aink="http://schemas.microsoft.com/office/drawing/2016/ink" xmlns:am3d="http://schemas.microsoft.com/office/drawing/2017/model3d" xmlns:oel="http://schemas.microsoft.com/office/2019/extlst" xmlns:r="http://schemas.openxmlformats.org/officeDocument/2006/relationships" xmlns:wp14="http://schemas.microsoft.com/office/word/2010/wordprocessingDrawing" xmlns:wp="http://schemas.openxmlformats.org/drawingml/2006/wordprocessingDrawing" xmlns:wpg="http://schemas.microsoft.com/office/word/2010/wordprocessingGroup" xmlns:wpi="http://schemas.microsoft.com/office/word/2010/wordprocessingInk" xmlns:wps="http://schemas.microsoft.com/office/word/2010/wordprocessingShape" xmlns:o="urn:schemas-microsoft-com:office:office" xmlns:v="urn:schemas-microsoft-com:vml" xmlns:w10="urn:schemas-microsoft-com:office:word" xmlns:w="http://schemas.openxmlformats.org/wordprocessingml/2006/main" xmlns:w14="http://schemas.microsoft.com/office/word/2010/wordml" xmlns:w15="http://schemas.microsoft.com/office/word/2012/wordml" xmlns:w16cei="http://schemas.microsoft.com/office/word/2026/wordml/cei" xmlns:w16cex="http://schemas.microsoft.com/office/word/2018/wordml/cex" xmlns:w16cid="http://schemas.microsoft.com/office/word/2016/wordml/cid" xmlns:w16="http://schemas.microsoft.com/office/word/2018/wordml" xmlns:w16sdtdh="http://schemas.microsoft.com/office/word/2020/wordml/sdtdatahash" xmlns:w16sdtfl="http://schemas.microsoft.com/office/word/2024/wordml/sdtformatlock" xmlns:w16se="http://schemas.microsoft.com/office/word/2015/wordml/symex" xmlns:w16du="http://schemas.microsoft.com/office/word/2023/wordml/word16du" xmlns:wne="http://schemas.microsoft.com/office/word/2006/wordml" mc:Ignorable="w14 w15 w16se w16cid w16 w16cex w16sdtdh w16sdtfl w16du wp14">
+<w:footnotes xmlns:wpc="http://schemas.microsoft.com/office/word/2010/wordprocessingCanvas" xmlns:cx="http://schemas.microsoft.com/office/drawing/2014/chartex" xmlns:cx1="http://schemas.microsoft.com/office/drawing/2015/9/8/chartex" xmlns:cx2="http://schemas.microsoft.com/office/drawing/2015/10/21/chartex" xmlns:cx3="http://schemas.microsoft.com/office/drawing/2016/5/9/chartex" xmlns:cx4="http://schemas.microsoft.com/office/drawing/2016/5/10/chartex" xmlns:cx5="http://schemas.microsoft.com/office/drawing/2016/5/11/chartex" xmlns:cx6="http://schemas.microsoft.com/office/drawing/2016/5/12/chartex" xmlns:cx7="http://schemas.microsoft.com/office/drawing/2016/5/13/chartex" xmlns:cx8="http://schemas.microsoft.com/office/drawing/2016/5/14/chartex" xmlns:mc="http://schemas.openxmlformats.org/markup-compatibility/2006" xmlns:m="http://schemas.openxmlformats.org/officeDocument/2006/math" xmlns:aink="http://schemas.microsoft.com/office/drawing/2016/ink" xmlns:am3d="http://schemas.microsoft.com/office/drawing/2017/model3d" xmlns:oel="http://schemas.microsoft.com/office/2019/extlst" xmlns:r="http://schemas.openxmlformats.org/officeDocument/2006/relationships" xmlns:wp14="http://schemas.microsoft.com/office/word/2010/wordprocessingDrawing" xmlns:wp="http://schemas.openxmlformats.org/drawingml/2006/wordprocessingDrawing" xmlns:wpg="http://schemas.microsoft.com/office/word/2010/wordprocessingGroup" xmlns:wpi="http://schemas.microsoft.com/office/word/2010/wordprocessingInk" xmlns:wps="http://schemas.microsoft.com/office/word/2010/wordprocessingShape" xmlns:o="urn:schemas-microsoft-com:office:office" xmlns:v="urn:schemas-microsoft-com:vml" xmlns:w10="urn:schemas-microsoft-com:office:word" xmlns:w="http://schemas.openxmlformats.org/wordprocessingml/2006/main" xmlns:w14="http://schemas.microsoft.com/office/word/2010/wordml" xmlns:w15="http://schemas.microsoft.com/office/word/2012/wordml" xmlns:w16cex="http://schemas.microsoft.com/office/word/2018/wordml/cex" xmlns:w16cid="http://schemas.microsoft.com/office/word/2016/wordml/cid" xmlns:w16="http://schemas.microsoft.com/office/word/2018/wordml" xmlns:w16sdtdh="http://schemas.microsoft.com/office/word/2020/wordml/sdtdatahash" xmlns:w16sdtfl="http://schemas.microsoft.com/office/word/2024/wordml/sdtformatlock" xmlns:w16se="http://schemas.microsoft.com/office/word/2015/wordml/symex" xmlns:w16du="http://schemas.microsoft.com/office/word/2023/wordml/word16du" xmlns:wne="http://schemas.microsoft.com/office/word/2006/wordml" mc:Ignorable="w14 w15 w16se w16cid w16 w16cex w16sdtdh w16sdtfl w16du wp14">
   <w:footnote w:type="separator" w:id="-1">
     <w:p>
       <w:pPr>
@@ -8049,13 +7995,13 @@
 </file>
 
 <file path=word/header1.xml><?xml version="1.0" encoding="utf-8"?>
-<w:hdr xmlns:wpc="http://schemas.microsoft.com/office/word/2010/wordprocessingCanvas" xmlns:cx="http://schemas.microsoft.com/office/drawing/2014/chartex" xmlns:cx1="http://schemas.microsoft.com/office/drawing/2015/9/8/chartex" xmlns:cx2="http://schemas.microsoft.com/office/drawing/2015/10/21/chartex" xmlns:cx3="http://schemas.microsoft.com/office/drawing/2016/5/9/chartex" xmlns:cx4="http://schemas.microsoft.com/office/drawing/2016/5/10/chartex" xmlns:cx5="http://schemas.microsoft.com/office/drawing/2016/5/11/chartex" xmlns:cx6="http://schemas.microsoft.com/office/drawing/2016/5/12/chartex" xmlns:cx7="http://schemas.microsoft.com/office/drawing/2016/5/13/chartex" xmlns:cx8="http://schemas.microsoft.com/office/drawing/2016/5/14/chartex" xmlns:mc="http://schemas.openxmlformats.org/markup-compatibility/2006" xmlns:m="http://schemas.openxmlformats.org/officeDocument/2006/math" xmlns:aink="http://schemas.microsoft.com/office/drawing/2016/ink" xmlns:am3d="http://schemas.microsoft.com/office/drawing/2017/model3d" xmlns:oel="http://schemas.microsoft.com/office/2019/extlst" xmlns:r="http://schemas.openxmlformats.org/officeDocument/2006/relationships" xmlns:wp14="http://schemas.microsoft.com/office/word/2010/wordprocessingDrawing" xmlns:wp="http://schemas.openxmlformats.org/drawingml/2006/wordprocessingDrawing" xmlns:wpg="http://schemas.microsoft.com/office/word/2010/wordprocessingGroup" xmlns:wpi="http://schemas.microsoft.com/office/word/2010/wordprocessingInk" xmlns:wps="http://schemas.microsoft.com/office/word/2010/wordprocessingShape" xmlns:o="urn:schemas-microsoft-com:office:office" xmlns:v="urn:schemas-microsoft-com:vml" xmlns:w10="urn:schemas-microsoft-com:office:word" xmlns:w="http://schemas.openxmlformats.org/wordprocessingml/2006/main" xmlns:w14="http://schemas.microsoft.com/office/word/2010/wordml" xmlns:w15="http://schemas.microsoft.com/office/word/2012/wordml" xmlns:w16cei="http://schemas.microsoft.com/office/word/2026/wordml/cei" xmlns:w16cex="http://schemas.microsoft.com/office/word/2018/wordml/cex" xmlns:w16cid="http://schemas.microsoft.com/office/word/2016/wordml/cid" xmlns:w16="http://schemas.microsoft.com/office/word/2018/wordml" xmlns:w16sdtdh="http://schemas.microsoft.com/office/word/2020/wordml/sdtdatahash" xmlns:w16sdtfl="http://schemas.microsoft.com/office/word/2024/wordml/sdtformatlock" xmlns:w16se="http://schemas.microsoft.com/office/word/2015/wordml/symex" xmlns:w16du="http://schemas.microsoft.com/office/word/2023/wordml/word16du" xmlns:wne="http://schemas.microsoft.com/office/word/2006/wordml" mc:Ignorable="w14 w15 w16se w16cid w16 w16cex w16sdtdh w16sdtfl w16du wp14">
+<w:hdr xmlns:wpc="http://schemas.microsoft.com/office/word/2010/wordprocessingCanvas" xmlns:cx="http://schemas.microsoft.com/office/drawing/2014/chartex" xmlns:cx1="http://schemas.microsoft.com/office/drawing/2015/9/8/chartex" xmlns:cx2="http://schemas.microsoft.com/office/drawing/2015/10/21/chartex" xmlns:cx3="http://schemas.microsoft.com/office/drawing/2016/5/9/chartex" xmlns:cx4="http://schemas.microsoft.com/office/drawing/2016/5/10/chartex" xmlns:cx5="http://schemas.microsoft.com/office/drawing/2016/5/11/chartex" xmlns:cx6="http://schemas.microsoft.com/office/drawing/2016/5/12/chartex" xmlns:cx7="http://schemas.microsoft.com/office/drawing/2016/5/13/chartex" xmlns:cx8="http://schemas.microsoft.com/office/drawing/2016/5/14/chartex" xmlns:mc="http://schemas.openxmlformats.org/markup-compatibility/2006" xmlns:m="http://schemas.openxmlformats.org/officeDocument/2006/math" xmlns:aink="http://schemas.microsoft.com/office/drawing/2016/ink" xmlns:am3d="http://schemas.microsoft.com/office/drawing/2017/model3d" xmlns:oel="http://schemas.microsoft.com/office/2019/extlst" xmlns:r="http://schemas.openxmlformats.org/officeDocument/2006/relationships" xmlns:wp14="http://schemas.microsoft.com/office/word/2010/wordprocessingDrawing" xmlns:wp="http://schemas.openxmlformats.org/drawingml/2006/wordprocessingDrawing" xmlns:wpg="http://schemas.microsoft.com/office/word/2010/wordprocessingGroup" xmlns:wpi="http://schemas.microsoft.com/office/word/2010/wordprocessingInk" xmlns:wps="http://schemas.microsoft.com/office/word/2010/wordprocessingShape" xmlns:o="urn:schemas-microsoft-com:office:office" xmlns:v="urn:schemas-microsoft-com:vml" xmlns:w10="urn:schemas-microsoft-com:office:word" xmlns:w="http://schemas.openxmlformats.org/wordprocessingml/2006/main" xmlns:w14="http://schemas.microsoft.com/office/word/2010/wordml" xmlns:w15="http://schemas.microsoft.com/office/word/2012/wordml" xmlns:w16cex="http://schemas.microsoft.com/office/word/2018/wordml/cex" xmlns:w16cid="http://schemas.microsoft.com/office/word/2016/wordml/cid" xmlns:w16="http://schemas.microsoft.com/office/word/2018/wordml" xmlns:w16sdtdh="http://schemas.microsoft.com/office/word/2020/wordml/sdtdatahash" xmlns:w16sdtfl="http://schemas.microsoft.com/office/word/2024/wordml/sdtformatlock" xmlns:w16se="http://schemas.microsoft.com/office/word/2015/wordml/symex" xmlns:w16du="http://schemas.microsoft.com/office/word/2023/wordml/word16du" xmlns:wne="http://schemas.microsoft.com/office/word/2006/wordml" mc:Ignorable="w14 w15 w16se w16cid w16 w16cex w16sdtdh w16sdtfl w16du wp14">
   <w:p/>
 </w:hdr>
 </file>
 
 <file path=word/numbering.xml><?xml version="1.0" encoding="utf-8"?>
-<w:numbering xmlns:wpc="http://schemas.microsoft.com/office/word/2010/wordprocessingCanvas" xmlns:cx="http://schemas.microsoft.com/office/drawing/2014/chartex" xmlns:cx1="http://schemas.microsoft.com/office/drawing/2015/9/8/chartex" xmlns:cx2="http://schemas.microsoft.com/office/drawing/2015/10/21/chartex" xmlns:cx3="http://schemas.microsoft.com/office/drawing/2016/5/9/chartex" xmlns:cx4="http://schemas.microsoft.com/office/drawing/2016/5/10/chartex" xmlns:cx5="http://schemas.microsoft.com/office/drawing/2016/5/11/chartex" xmlns:cx6="http://schemas.microsoft.com/office/drawing/2016/5/12/chartex" xmlns:cx7="http://schemas.microsoft.com/office/drawing/2016/5/13/chartex" xmlns:cx8="http://schemas.microsoft.com/office/drawing/2016/5/14/chartex" xmlns:mc="http://schemas.openxmlformats.org/markup-compatibility/2006" xmlns:m="http://schemas.openxmlformats.org/officeDocument/2006/math" xmlns:aink="http://schemas.microsoft.com/office/drawing/2016/ink" xmlns:am3d="http://schemas.microsoft.com/office/drawing/2017/model3d" xmlns:oel="http://schemas.microsoft.com/office/2019/extlst" xmlns:r="http://schemas.openxmlformats.org/officeDocument/2006/relationships" xmlns:wp14="http://schemas.microsoft.com/office/word/2010/wordprocessingDrawing" xmlns:wp="http://schemas.openxmlformats.org/drawingml/2006/wordprocessingDrawing" xmlns:wpg="http://schemas.microsoft.com/office/word/2010/wordprocessingGroup" xmlns:wpi="http://schemas.microsoft.com/office/word/2010/wordprocessingInk" xmlns:wps="http://schemas.microsoft.com/office/word/2010/wordprocessingShape" xmlns:o="urn:schemas-microsoft-com:office:office" xmlns:v="urn:schemas-microsoft-com:vml" xmlns:w10="urn:schemas-microsoft-com:office:word" xmlns:w="http://schemas.openxmlformats.org/wordprocessingml/2006/main" xmlns:w14="http://schemas.microsoft.com/office/word/2010/wordml" xmlns:w15="http://schemas.microsoft.com/office/word/2012/wordml" xmlns:w16cei="http://schemas.microsoft.com/office/word/2026/wordml/cei" xmlns:w16cex="http://schemas.microsoft.com/office/word/2018/wordml/cex" xmlns:w16cid="http://schemas.microsoft.com/office/word/2016/wordml/cid" xmlns:w16="http://schemas.microsoft.com/office/word/2018/wordml" xmlns:w16sdtdh="http://schemas.microsoft.com/office/word/2020/wordml/sdtdatahash" xmlns:w16sdtfl="http://schemas.microsoft.com/office/word/2024/wordml/sdtformatlock" xmlns:w16se="http://schemas.microsoft.com/office/word/2015/wordml/symex" xmlns:w16du="http://schemas.microsoft.com/office/word/2023/wordml/word16du" xmlns:wne="http://schemas.microsoft.com/office/word/2006/wordml" mc:Ignorable="w14 w15 w16se w16cid w16 w16cex w16sdtdh w16sdtfl w16du wp14">
+<w:numbering xmlns:wpc="http://schemas.microsoft.com/office/word/2010/wordprocessingCanvas" xmlns:cx="http://schemas.microsoft.com/office/drawing/2014/chartex" xmlns:cx1="http://schemas.microsoft.com/office/drawing/2015/9/8/chartex" xmlns:cx2="http://schemas.microsoft.com/office/drawing/2015/10/21/chartex" xmlns:cx3="http://schemas.microsoft.com/office/drawing/2016/5/9/chartex" xmlns:cx4="http://schemas.microsoft.com/office/drawing/2016/5/10/chartex" xmlns:cx5="http://schemas.microsoft.com/office/drawing/2016/5/11/chartex" xmlns:cx6="http://schemas.microsoft.com/office/drawing/2016/5/12/chartex" xmlns:cx7="http://schemas.microsoft.com/office/drawing/2016/5/13/chartex" xmlns:cx8="http://schemas.microsoft.com/office/drawing/2016/5/14/chartex" xmlns:mc="http://schemas.openxmlformats.org/markup-compatibility/2006" xmlns:m="http://schemas.openxmlformats.org/officeDocument/2006/math" xmlns:aink="http://schemas.microsoft.com/office/drawing/2016/ink" xmlns:am3d="http://schemas.microsoft.com/office/drawing/2017/model3d" xmlns:oel="http://schemas.microsoft.com/office/2019/extlst" xmlns:r="http://schemas.openxmlformats.org/officeDocument/2006/relationships" xmlns:wp14="http://schemas.microsoft.com/office/word/2010/wordprocessingDrawing" xmlns:wp="http://schemas.openxmlformats.org/drawingml/2006/wordprocessingDrawing" xmlns:wpg="http://schemas.microsoft.com/office/word/2010/wordprocessingGroup" xmlns:wpi="http://schemas.microsoft.com/office/word/2010/wordprocessingInk" xmlns:wps="http://schemas.microsoft.com/office/word/2010/wordprocessingShape" xmlns:o="urn:schemas-microsoft-com:office:office" xmlns:v="urn:schemas-microsoft-com:vml" xmlns:w10="urn:schemas-microsoft-com:office:word" xmlns:w="http://schemas.openxmlformats.org/wordprocessingml/2006/main" xmlns:w14="http://schemas.microsoft.com/office/word/2010/wordml" xmlns:w15="http://schemas.microsoft.com/office/word/2012/wordml" xmlns:w16cex="http://schemas.microsoft.com/office/word/2018/wordml/cex" xmlns:w16cid="http://schemas.microsoft.com/office/word/2016/wordml/cid" xmlns:w16="http://schemas.microsoft.com/office/word/2018/wordml" xmlns:w16sdtdh="http://schemas.microsoft.com/office/word/2020/wordml/sdtdatahash" xmlns:w16sdtfl="http://schemas.microsoft.com/office/word/2024/wordml/sdtformatlock" xmlns:w16se="http://schemas.microsoft.com/office/word/2015/wordml/symex" xmlns:w16du="http://schemas.microsoft.com/office/word/2023/wordml/word16du" xmlns:wne="http://schemas.microsoft.com/office/word/2006/wordml" mc:Ignorable="w14 w15 w16se w16cid w16 w16cex w16sdtdh w16sdtfl w16du wp14">
   <w:abstractNum w:abstractNumId="0" w15:restartNumberingAfterBreak="0">
     <w:nsid w:val="02983911"/>
     <w:multiLevelType w:val="multilevel"/>
